--- a/sem2/manual_2_oop/lab08/RIS-25-2B-Ilinov-lab08-otchet.docx
+++ b/sem2/manual_2_oop/lab08/RIS-25-2B-Ilinov-lab08-otchet.docx
@@ -220,18 +220,7 @@
           <w:szCs w:val="24"/>
           <w:lang w:val="ru-RU"/>
         </w:rPr>
-        <w:t>Лабораторная работа №</w:t>
-      </w:r>
-      <w:r>
-        <w:rPr>
-          <w:rFonts w:cs="Times New Roman" w:ascii="Times New Roman" w:hAnsi="Times New Roman"/>
-          <w:b/>
-          <w:bCs/>
-          <w:sz w:val="24"/>
-          <w:szCs w:val="24"/>
-          <w:lang w:val="ru-RU"/>
-        </w:rPr>
-        <w:t>8</w:t>
+        <w:t>Лабораторная работа №8</w:t>
       </w:r>
     </w:p>
     <w:p>
@@ -249,18 +238,7 @@
           <w:szCs w:val="24"/>
           <w:lang w:val="ru-RU"/>
         </w:rPr>
-        <w:t>«</w:t>
-      </w:r>
-      <w:r>
-        <w:rPr>
-          <w:rFonts w:cs="Times New Roman" w:ascii="Times New Roman" w:hAnsi="Times New Roman"/>
-          <w:b/>
-          <w:bCs/>
-          <w:sz w:val="24"/>
-          <w:szCs w:val="24"/>
-          <w:lang w:val="ru-RU"/>
-        </w:rPr>
-        <w:t>Программа, управляемая событиями</w:t>
+        <w:t>«Программа, управляемая событиями</w:t>
       </w:r>
       <w:r>
         <w:rPr>
@@ -903,6 +881,7 @@
     <w:p>
       <w:pPr>
         <w:pStyle w:val="Normal"/>
+        <w:spacing w:before="0" w:after="160"/>
         <w:ind w:firstLine="709"/>
         <w:jc w:val="left"/>
         <w:rPr>
@@ -997,127 +976,22 @@
           <w:szCs w:val="24"/>
           <w:lang w:val="ru-RU"/>
         </w:rPr>
-        <w:t xml:space="preserve">1. </w:t>
-      </w:r>
-      <w:r>
-        <w:rPr>
-          <w:rFonts w:cs="Times New Roman" w:ascii="Times New Roman" w:hAnsi="Times New Roman"/>
-          <w:iCs/>
-          <w:sz w:val="24"/>
-          <w:szCs w:val="24"/>
-          <w:lang w:val="ru-RU"/>
-        </w:rPr>
-        <w:t>Создать группу (формат команды: m количество элементов группы).</w:t>
+        <w:t>1. Создать группу (формат команды: m количество элементов группы).</w:t>
         <w:br/>
         <w:tab/>
-      </w:r>
-      <w:r>
-        <w:rPr>
-          <w:rFonts w:cs="Times New Roman" w:ascii="Times New Roman" w:hAnsi="Times New Roman"/>
-          <w:iCs/>
-          <w:sz w:val="24"/>
-          <w:szCs w:val="24"/>
-          <w:lang w:val="ru-RU"/>
-        </w:rPr>
-        <w:t>2</w:t>
-      </w:r>
-      <w:r>
-        <w:rPr>
-          <w:rFonts w:cs="Times New Roman" w:ascii="Times New Roman" w:hAnsi="Times New Roman"/>
-          <w:iCs/>
-          <w:sz w:val="24"/>
-          <w:szCs w:val="24"/>
-          <w:lang w:val="ru-RU"/>
-        </w:rPr>
-        <w:t>. Добавить элемент в группу (формат команды: +)</w:t>
+        <w:t>2. Добавить элемент в группу (формат команды: +)</w:t>
         <w:br/>
         <w:tab/>
-      </w:r>
-      <w:r>
-        <w:rPr>
-          <w:rFonts w:cs="Times New Roman" w:ascii="Times New Roman" w:hAnsi="Times New Roman"/>
-          <w:iCs/>
-          <w:sz w:val="24"/>
-          <w:szCs w:val="24"/>
-          <w:lang w:val="ru-RU"/>
-        </w:rPr>
-        <w:t>3</w:t>
-      </w:r>
-      <w:r>
-        <w:rPr>
-          <w:rFonts w:cs="Times New Roman" w:ascii="Times New Roman" w:hAnsi="Times New Roman"/>
-          <w:iCs/>
-          <w:sz w:val="24"/>
-          <w:szCs w:val="24"/>
-          <w:lang w:val="ru-RU"/>
-        </w:rPr>
-        <w:t>. Удалить элемент из группы (формат команды -)</w:t>
+        <w:t>3. Удалить элемент из группы (формат команды -)</w:t>
         <w:br/>
         <w:tab/>
-      </w:r>
-      <w:r>
-        <w:rPr>
-          <w:rFonts w:cs="Times New Roman" w:ascii="Times New Roman" w:hAnsi="Times New Roman"/>
-          <w:iCs/>
-          <w:sz w:val="24"/>
-          <w:szCs w:val="24"/>
-          <w:lang w:val="ru-RU"/>
-        </w:rPr>
-        <w:t>4</w:t>
-      </w:r>
-      <w:r>
-        <w:rPr>
-          <w:rFonts w:cs="Times New Roman" w:ascii="Times New Roman" w:hAnsi="Times New Roman"/>
-          <w:iCs/>
-          <w:sz w:val="24"/>
-          <w:szCs w:val="24"/>
-          <w:lang w:val="ru-RU"/>
-        </w:rPr>
-        <w:t>. Вывести информацию об элементах группы (формат команды: s)</w:t>
+        <w:t>4. Вывести информацию об элементах группы (формат команды: s)</w:t>
         <w:br/>
         <w:tab/>
-      </w:r>
-      <w:r>
-        <w:rPr>
-          <w:rFonts w:cs="Times New Roman" w:ascii="Times New Roman" w:hAnsi="Times New Roman"/>
-          <w:iCs/>
-          <w:sz w:val="24"/>
-          <w:szCs w:val="24"/>
-          <w:lang w:val="ru-RU"/>
-        </w:rPr>
-        <w:t>5</w:t>
-      </w:r>
-      <w:r>
-        <w:rPr>
-          <w:rFonts w:cs="Times New Roman" w:ascii="Times New Roman" w:hAnsi="Times New Roman"/>
-          <w:iCs/>
-          <w:sz w:val="24"/>
-          <w:szCs w:val="24"/>
-          <w:lang w:val="ru-RU"/>
-        </w:rPr>
-        <w:t>. Вывести информацию о названиях всех элементов группы (формат команды : z)</w:t>
+        <w:t>5. Вывести информацию о названиях всех элементов группы (формат команды : z)</w:t>
         <w:br/>
         <w:tab/>
-      </w:r>
-      <w:r>
-        <w:rPr>
-          <w:rFonts w:cs="Times New Roman" w:ascii="Times New Roman" w:hAnsi="Times New Roman"/>
-          <w:iCs/>
-          <w:sz w:val="24"/>
-          <w:szCs w:val="24"/>
-          <w:lang w:val="ru-RU"/>
-        </w:rPr>
-        <w:t>6</w:t>
-      </w:r>
-      <w:r>
-        <w:rPr>
-          <w:rFonts w:cs="Times New Roman" w:ascii="Times New Roman" w:hAnsi="Times New Roman"/>
-          <w:iCs/>
-          <w:sz w:val="24"/>
-          <w:szCs w:val="24"/>
-          <w:lang w:val="ru-RU"/>
-        </w:rPr>
-        <w:t>. Конец работы (формат команды: q)</w:t>
+        <w:t>6. Конец работы (формат команды: q)</w:t>
       </w:r>
     </w:p>
     <w:p>
@@ -1524,24 +1398,13 @@
           <w:szCs w:val="24"/>
           <w:lang w:val="ru-RU"/>
         </w:rPr>
-        <w:t xml:space="preserve">КОД </w:t>
-      </w:r>
-      <w:r>
-        <w:rPr>
-          <w:rFonts w:eastAsia="Times New Roman" w:cs="Times New Roman" w:ascii="Times New Roman" w:hAnsi="Times New Roman"/>
-          <w:iCs/>
-          <w:sz w:val="24"/>
-          <w:szCs w:val="24"/>
-          <w:lang w:val="ru-RU"/>
-        </w:rPr>
-        <w:t>Dialog.h</w:t>
+        <w:t>КОД Dialog.h</w:t>
       </w:r>
     </w:p>
     <w:p>
       <w:pPr>
         <w:pStyle w:val="Normal"/>
-        <w:pBdr/>
-        <w:shd w:fill="FFFFFF" w:val="clear"/>
+        <w:shd w:val="clear" w:fill="FFFFFF"/>
         <w:jc w:val="left"/>
         <w:rPr>
           <w:rFonts w:ascii="JetBrains Mono" w:hAnsi="JetBrains Mono"/>
@@ -2339,8 +2202,7 @@
     <w:p>
       <w:pPr>
         <w:pStyle w:val="Normal"/>
-        <w:pBdr/>
-        <w:shd w:fill="FFFFFF" w:val="clear"/>
+        <w:shd w:val="clear" w:fill="FFFFFF"/>
         <w:jc w:val="center"/>
         <w:rPr>
           <w:rFonts w:ascii="JetBrains Mono" w:hAnsi="JetBrains Mono"/>
@@ -2368,24 +2230,13 @@
           <w:szCs w:val="24"/>
           <w:lang w:val="ru-RU"/>
         </w:rPr>
-        <w:t xml:space="preserve">КОД </w:t>
-      </w:r>
-      <w:r>
-        <w:rPr>
-          <w:rFonts w:eastAsia="Times New Roman" w:cs="Times New Roman" w:ascii="Times New Roman" w:hAnsi="Times New Roman"/>
-          <w:iCs/>
-          <w:sz w:val="24"/>
-          <w:szCs w:val="24"/>
-          <w:lang w:val="ru-RU"/>
-        </w:rPr>
-        <w:t>Dialog.cpp</w:t>
+        <w:t>КОД Dialog.cpp</w:t>
       </w:r>
     </w:p>
     <w:p>
       <w:pPr>
         <w:pStyle w:val="Normal"/>
-        <w:pBdr/>
-        <w:shd w:fill="FFFFFF" w:val="clear"/>
+        <w:shd w:val="clear" w:fill="FFFFFF"/>
         <w:rPr>
           <w:rFonts w:ascii="JetBrains Mono" w:hAnsi="JetBrains Mono"/>
           <w:b w:val="false"/>
@@ -8074,8 +7925,7 @@
     <w:p>
       <w:pPr>
         <w:pStyle w:val="Normal"/>
-        <w:pBdr/>
-        <w:shd w:fill="FFFFFF" w:val="clear"/>
+        <w:shd w:val="clear" w:fill="FFFFFF"/>
         <w:rPr>
           <w:rFonts w:ascii="JetBrains Mono" w:hAnsi="JetBrains Mono"/>
           <w:b w:val="false"/>
@@ -8144,24 +7994,13 @@
           <w:szCs w:val="24"/>
           <w:lang w:val="ru-RU"/>
         </w:rPr>
-        <w:t xml:space="preserve">КОД </w:t>
-      </w:r>
-      <w:r>
-        <w:rPr>
-          <w:rFonts w:eastAsia="Times New Roman" w:cs="Times New Roman" w:ascii="Times New Roman" w:hAnsi="Times New Roman"/>
-          <w:iCs/>
-          <w:sz w:val="24"/>
-          <w:szCs w:val="24"/>
-          <w:lang w:val="ru-RU"/>
-        </w:rPr>
-        <w:t>Event.h</w:t>
+        <w:t>КОД Event.h</w:t>
       </w:r>
     </w:p>
     <w:p>
       <w:pPr>
         <w:pStyle w:val="Normal"/>
-        <w:pBdr/>
-        <w:shd w:fill="FFFFFF" w:val="clear"/>
+        <w:shd w:val="clear" w:fill="FFFFFF"/>
         <w:rPr>
           <w:rFonts w:ascii="JetBrains Mono" w:hAnsi="JetBrains Mono"/>
           <w:b w:val="false"/>
@@ -8962,8 +8801,7 @@
     <w:p>
       <w:pPr>
         <w:pStyle w:val="Normal"/>
-        <w:pBdr/>
-        <w:shd w:fill="FFFFFF" w:val="clear"/>
+        <w:shd w:val="clear" w:fill="FFFFFF"/>
         <w:rPr>
           <w:rFonts w:ascii="JetBrains Mono" w:hAnsi="JetBrains Mono"/>
           <w:b w:val="false"/>
@@ -9032,24 +8870,13 @@
           <w:szCs w:val="24"/>
           <w:lang w:val="ru-RU"/>
         </w:rPr>
-        <w:t xml:space="preserve">КОД </w:t>
-      </w:r>
-      <w:r>
-        <w:rPr>
-          <w:rFonts w:eastAsia="Times New Roman" w:cs="Times New Roman" w:ascii="Times New Roman" w:hAnsi="Times New Roman"/>
-          <w:iCs/>
-          <w:sz w:val="24"/>
-          <w:szCs w:val="24"/>
-          <w:lang w:val="ru-RU"/>
-        </w:rPr>
-        <w:t>Magazine.h</w:t>
+        <w:t>КОД Magazine.h</w:t>
       </w:r>
     </w:p>
     <w:p>
       <w:pPr>
         <w:pStyle w:val="Normal"/>
-        <w:pBdr/>
-        <w:shd w:fill="FFFFFF" w:val="clear"/>
+        <w:shd w:val="clear" w:fill="FFFFFF"/>
         <w:rPr>
           <w:rFonts w:ascii="JetBrains Mono" w:hAnsi="JetBrains Mono"/>
           <w:b w:val="false"/>
@@ -10367,8 +10194,7 @@
     <w:p>
       <w:pPr>
         <w:pStyle w:val="Normal"/>
-        <w:pBdr/>
-        <w:shd w:fill="FFFFFF" w:val="clear"/>
+        <w:shd w:val="clear" w:fill="FFFFFF"/>
         <w:rPr>
           <w:rFonts w:ascii="JetBrains Mono" w:hAnsi="JetBrains Mono"/>
           <w:b w:val="false"/>
@@ -10437,24 +10263,13 @@
           <w:szCs w:val="24"/>
           <w:lang w:val="ru-RU"/>
         </w:rPr>
-        <w:t xml:space="preserve">КОД </w:t>
-      </w:r>
-      <w:r>
-        <w:rPr>
-          <w:rFonts w:eastAsia="Times New Roman" w:cs="Times New Roman" w:ascii="Times New Roman" w:hAnsi="Times New Roman"/>
-          <w:iCs/>
-          <w:sz w:val="24"/>
-          <w:szCs w:val="24"/>
-          <w:lang w:val="ru-RU"/>
-        </w:rPr>
-        <w:t>Magazine.cpp</w:t>
+        <w:t>КОД Magazine.cpp</w:t>
       </w:r>
     </w:p>
     <w:p>
       <w:pPr>
         <w:pStyle w:val="Normal"/>
-        <w:pBdr/>
-        <w:shd w:fill="FFFFFF" w:val="clear"/>
+        <w:shd w:val="clear" w:fill="FFFFFF"/>
         <w:rPr>
           <w:rFonts w:ascii="JetBrains Mono" w:hAnsi="JetBrains Mono"/>
           <w:b w:val="false"/>
@@ -11772,8 +11587,7 @@
     <w:p>
       <w:pPr>
         <w:pStyle w:val="Normal"/>
-        <w:pBdr/>
-        <w:shd w:fill="FFFFFF" w:val="clear"/>
+        <w:shd w:val="clear" w:fill="FFFFFF"/>
         <w:rPr>
           <w:rFonts w:ascii="JetBrains Mono" w:hAnsi="JetBrains Mono"/>
           <w:b w:val="false"/>
@@ -11842,24 +11656,13 @@
           <w:szCs w:val="24"/>
           <w:lang w:val="ru-RU"/>
         </w:rPr>
-        <w:t xml:space="preserve">КОД </w:t>
-      </w:r>
-      <w:r>
-        <w:rPr>
-          <w:rFonts w:eastAsia="Times New Roman" w:cs="Times New Roman" w:ascii="Times New Roman" w:hAnsi="Times New Roman"/>
-          <w:iCs/>
-          <w:sz w:val="24"/>
-          <w:szCs w:val="24"/>
-          <w:lang w:val="ru-RU"/>
-        </w:rPr>
-        <w:t>Object.h</w:t>
+        <w:t>КОД Object.h</w:t>
       </w:r>
     </w:p>
     <w:p>
       <w:pPr>
         <w:pStyle w:val="Normal"/>
-        <w:pBdr/>
-        <w:shd w:fill="FFFFFF" w:val="clear"/>
+        <w:shd w:val="clear" w:fill="FFFFFF"/>
         <w:rPr>
           <w:rFonts w:ascii="JetBrains Mono" w:hAnsi="JetBrains Mono"/>
           <w:b w:val="false"/>
@@ -12302,8 +12105,7 @@
     <w:p>
       <w:pPr>
         <w:pStyle w:val="Normal"/>
-        <w:pBdr/>
-        <w:shd w:fill="FFFFFF" w:val="clear"/>
+        <w:shd w:val="clear" w:fill="FFFFFF"/>
         <w:rPr>
           <w:rFonts w:ascii="JetBrains Mono" w:hAnsi="JetBrains Mono"/>
           <w:b w:val="false"/>
@@ -12372,24 +12174,13 @@
           <w:szCs w:val="24"/>
           <w:lang w:val="ru-RU"/>
         </w:rPr>
-        <w:t xml:space="preserve">КОД </w:t>
-      </w:r>
-      <w:r>
-        <w:rPr>
-          <w:rFonts w:eastAsia="Times New Roman" w:cs="Times New Roman" w:ascii="Times New Roman" w:hAnsi="Times New Roman"/>
-          <w:iCs/>
-          <w:sz w:val="24"/>
-          <w:szCs w:val="24"/>
-          <w:lang w:val="ru-RU"/>
-        </w:rPr>
-        <w:t>Print.h</w:t>
+        <w:t>КОД Print.h</w:t>
       </w:r>
     </w:p>
     <w:p>
       <w:pPr>
         <w:pStyle w:val="Normal"/>
-        <w:pBdr/>
-        <w:shd w:fill="FFFFFF" w:val="clear"/>
+        <w:shd w:val="clear" w:fill="FFFFFF"/>
         <w:rPr>
           <w:rFonts w:ascii="JetBrains Mono" w:hAnsi="JetBrains Mono"/>
           <w:b w:val="false"/>
@@ -13729,8 +13520,7 @@
     <w:p>
       <w:pPr>
         <w:pStyle w:val="Normal"/>
-        <w:pBdr/>
-        <w:shd w:fill="FFFFFF" w:val="clear"/>
+        <w:shd w:val="clear" w:fill="FFFFFF"/>
         <w:rPr>
           <w:rFonts w:ascii="JetBrains Mono" w:hAnsi="JetBrains Mono"/>
           <w:b w:val="false"/>
@@ -13799,24 +13589,13 @@
           <w:szCs w:val="24"/>
           <w:lang w:val="ru-RU"/>
         </w:rPr>
-        <w:t xml:space="preserve">КОД </w:t>
-      </w:r>
-      <w:r>
-        <w:rPr>
-          <w:rFonts w:eastAsia="Times New Roman" w:cs="Times New Roman" w:ascii="Times New Roman" w:hAnsi="Times New Roman"/>
-          <w:iCs/>
-          <w:sz w:val="24"/>
-          <w:szCs w:val="24"/>
-          <w:lang w:val="ru-RU"/>
-        </w:rPr>
-        <w:t>Print.cpp</w:t>
+        <w:t>КОД Print.cpp</w:t>
       </w:r>
     </w:p>
     <w:p>
       <w:pPr>
         <w:pStyle w:val="Normal"/>
-        <w:pBdr/>
-        <w:shd w:fill="FFFFFF" w:val="clear"/>
+        <w:shd w:val="clear" w:fill="FFFFFF"/>
         <w:rPr>
           <w:rFonts w:ascii="JetBrains Mono" w:hAnsi="JetBrains Mono"/>
           <w:b w:val="false"/>
@@ -16618,8 +16397,7 @@
     <w:p>
       <w:pPr>
         <w:pStyle w:val="Normal"/>
-        <w:pBdr/>
-        <w:shd w:fill="FFFFFF" w:val="clear"/>
+        <w:shd w:val="clear" w:fill="FFFFFF"/>
         <w:rPr>
           <w:rFonts w:ascii="JetBrains Mono" w:hAnsi="JetBrains Mono"/>
           <w:b w:val="false"/>
@@ -16688,24 +16466,13 @@
           <w:szCs w:val="24"/>
           <w:lang w:val="ru-RU"/>
         </w:rPr>
-        <w:t xml:space="preserve">КОД </w:t>
-      </w:r>
-      <w:r>
-        <w:rPr>
-          <w:rFonts w:eastAsia="Times New Roman" w:cs="Times New Roman" w:ascii="Times New Roman" w:hAnsi="Times New Roman"/>
-          <w:iCs/>
-          <w:sz w:val="24"/>
-          <w:szCs w:val="24"/>
-          <w:lang w:val="ru-RU"/>
-        </w:rPr>
-        <w:t>Vector.h</w:t>
+        <w:t>КОД Vector.h</w:t>
       </w:r>
     </w:p>
     <w:p>
       <w:pPr>
         <w:pStyle w:val="Normal"/>
-        <w:pBdr/>
-        <w:shd w:fill="FFFFFF" w:val="clear"/>
+        <w:shd w:val="clear" w:fill="FFFFFF"/>
         <w:rPr>
           <w:rFonts w:ascii="JetBrains Mono" w:hAnsi="JetBrains Mono"/>
           <w:b w:val="false"/>
@@ -19507,8 +19274,7 @@
     <w:p>
       <w:pPr>
         <w:pStyle w:val="Normal"/>
-        <w:pBdr/>
-        <w:shd w:fill="FFFFFF" w:val="clear"/>
+        <w:shd w:val="clear" w:fill="FFFFFF"/>
         <w:rPr>
           <w:rFonts w:ascii="JetBrains Mono" w:hAnsi="JetBrains Mono"/>
           <w:b w:val="false"/>
@@ -19577,24 +19343,13 @@
           <w:szCs w:val="24"/>
           <w:lang w:val="ru-RU"/>
         </w:rPr>
-        <w:t xml:space="preserve">КОД </w:t>
-      </w:r>
-      <w:r>
-        <w:rPr>
-          <w:rFonts w:eastAsia="Times New Roman" w:cs="Times New Roman" w:ascii="Times New Roman" w:hAnsi="Times New Roman"/>
-          <w:iCs/>
-          <w:sz w:val="24"/>
-          <w:szCs w:val="24"/>
-          <w:lang w:val="ru-RU"/>
-        </w:rPr>
-        <w:t>Vector.cpp</w:t>
+        <w:t>КОД Vector.cpp</w:t>
       </w:r>
     </w:p>
     <w:p>
       <w:pPr>
         <w:pStyle w:val="Normal"/>
-        <w:pBdr/>
-        <w:shd w:fill="FFFFFF" w:val="clear"/>
+        <w:shd w:val="clear" w:fill="FFFFFF"/>
         <w:rPr>
           <w:rFonts w:ascii="JetBrains Mono" w:hAnsi="JetBrains Mono"/>
           <w:b w:val="false"/>
@@ -22666,8 +22421,7 @@
     <w:p>
       <w:pPr>
         <w:pStyle w:val="Normal"/>
-        <w:pBdr/>
-        <w:shd w:fill="FFFFFF" w:val="clear"/>
+        <w:shd w:val="clear" w:fill="FFFFFF"/>
         <w:rPr>
           <w:rFonts w:ascii="JetBrains Mono" w:hAnsi="JetBrains Mono"/>
           <w:b w:val="false"/>
@@ -22736,24 +22490,13 @@
           <w:szCs w:val="24"/>
           <w:lang w:val="ru-RU"/>
         </w:rPr>
-        <w:t xml:space="preserve">КОД </w:t>
-      </w:r>
-      <w:r>
-        <w:rPr>
-          <w:rFonts w:eastAsia="Times New Roman" w:cs="Times New Roman" w:ascii="Times New Roman" w:hAnsi="Times New Roman"/>
-          <w:iCs/>
-          <w:sz w:val="24"/>
-          <w:szCs w:val="24"/>
-          <w:lang w:val="ru-RU"/>
-        </w:rPr>
-        <w:t>main.cpp</w:t>
+        <w:t>КОД main.cpp</w:t>
       </w:r>
     </w:p>
     <w:p>
       <w:pPr>
         <w:pStyle w:val="Normal"/>
-        <w:pBdr/>
-        <w:shd w:fill="FFFFFF" w:val="clear"/>
+        <w:shd w:val="clear" w:fill="FFFFFF"/>
         <w:rPr>
           <w:rFonts w:ascii="JetBrains Mono" w:hAnsi="JetBrains Mono"/>
           <w:b w:val="false"/>
@@ -24980,6 +24723,1517 @@
           <w:lang w:val="ru-RU"/>
         </w:rPr>
         <w:t>Process finished with exit code 0</w:t>
+      </w:r>
+      <w:r>
+        <w:br w:type="page"/>
+      </w:r>
+    </w:p>
+    <w:p>
+      <w:pPr>
+        <w:pStyle w:val="Normal"/>
+        <w:spacing w:before="0" w:after="160"/>
+        <w:ind w:firstLine="709"/>
+        <w:jc w:val="left"/>
+        <w:rPr>
+          <w:rFonts w:ascii="Times New Roman" w:hAnsi="Times New Roman" w:eastAsia="Times New Roman" w:cs="Times New Roman"/>
+          <w:iCs/>
+          <w:sz w:val="24"/>
+          <w:szCs w:val="24"/>
+          <w:lang w:val="ru-RU"/>
+        </w:rPr>
+      </w:pPr>
+      <w:r>
+        <w:rPr>
+          <w:rFonts w:eastAsia="Times New Roman" w:cs="Times New Roman" w:ascii="Times New Roman" w:hAnsi="Times New Roman"/>
+          <w:iCs/>
+          <w:sz w:val="24"/>
+          <w:szCs w:val="24"/>
+          <w:lang w:val="ru-RU"/>
+        </w:rPr>
+      </w:r>
+      <w:r>
+        <w:br w:type="page"/>
+      </w:r>
+    </w:p>
+    <w:p>
+      <w:pPr>
+        <w:pStyle w:val="Normal"/>
+        <w:spacing w:before="0" w:after="160"/>
+        <w:ind w:firstLine="709"/>
+        <w:jc w:val="center"/>
+        <w:rPr>
+          <w:rFonts w:ascii="Times New Roman" w:hAnsi="Times New Roman" w:eastAsia="Times New Roman" w:cs="Times New Roman"/>
+          <w:iCs/>
+          <w:sz w:val="24"/>
+          <w:szCs w:val="24"/>
+          <w:lang w:val="ru-RU"/>
+        </w:rPr>
+      </w:pPr>
+      <w:r>
+        <w:rPr>
+          <w:rFonts w:eastAsia="Times New Roman" w:cs="Times New Roman" w:ascii="Times New Roman" w:hAnsi="Times New Roman"/>
+          <w:iCs/>
+          <w:sz w:val="24"/>
+          <w:szCs w:val="24"/>
+          <w:lang w:val="ru-RU"/>
+        </w:rPr>
+        <w:t>ВОПРОСЫ</w:t>
+      </w:r>
+    </w:p>
+    <w:p>
+      <w:pPr>
+        <w:pStyle w:val="Normal"/>
+        <w:spacing w:before="0" w:after="160"/>
+        <w:ind w:firstLine="709"/>
+        <w:jc w:val="left"/>
+        <w:rPr>
+          <w:rFonts w:ascii="Times New Roman" w:hAnsi="Times New Roman" w:eastAsia="Times New Roman" w:cs="Times New Roman"/>
+          <w:iCs/>
+          <w:sz w:val="24"/>
+          <w:szCs w:val="24"/>
+          <w:lang w:val="ru-RU"/>
+        </w:rPr>
+      </w:pPr>
+      <w:r>
+        <w:rPr>
+          <w:rFonts w:eastAsia="Times New Roman" w:cs="Times New Roman" w:ascii="Times New Roman" w:hAnsi="Times New Roman"/>
+          <w:iCs/>
+          <w:sz w:val="24"/>
+          <w:szCs w:val="24"/>
+          <w:lang w:val="ru-RU"/>
+        </w:rPr>
+        <w:t>1. Что такое класс-группа? Привести примеры таких классов.</w:t>
+      </w:r>
+    </w:p>
+    <w:p>
+      <w:pPr>
+        <w:pStyle w:val="Normal"/>
+        <w:spacing w:before="0" w:after="160"/>
+        <w:ind w:firstLine="709"/>
+        <w:jc w:val="left"/>
+        <w:rPr>
+          <w:rFonts w:ascii="Times New Roman" w:hAnsi="Times New Roman" w:eastAsia="Times New Roman" w:cs="Times New Roman"/>
+          <w:iCs/>
+          <w:sz w:val="24"/>
+          <w:szCs w:val="24"/>
+          <w:lang w:val="ru-RU"/>
+        </w:rPr>
+      </w:pPr>
+      <w:r>
+        <w:rPr>
+          <w:rFonts w:eastAsia="Times New Roman" w:cs="Times New Roman" w:ascii="Times New Roman" w:hAnsi="Times New Roman"/>
+          <w:iCs/>
+          <w:sz w:val="24"/>
+          <w:szCs w:val="24"/>
+          <w:lang w:val="ru-RU"/>
+        </w:rPr>
+        <w:t>Класс-группа — это класс, предназначенный для хранения и управления набором объектов базового класса. Примеры: Vector (массив объектов), List (список), Tree (дерево).</w:t>
+      </w:r>
+    </w:p>
+    <w:p>
+      <w:pPr>
+        <w:pStyle w:val="Normal"/>
+        <w:spacing w:before="0" w:after="160"/>
+        <w:ind w:firstLine="709"/>
+        <w:jc w:val="left"/>
+        <w:rPr>
+          <w:rFonts w:ascii="Times New Roman" w:hAnsi="Times New Roman" w:eastAsia="Times New Roman" w:cs="Times New Roman"/>
+          <w:iCs/>
+          <w:sz w:val="24"/>
+          <w:szCs w:val="24"/>
+          <w:lang w:val="ru-RU"/>
+        </w:rPr>
+      </w:pPr>
+      <w:r>
+        <w:rPr>
+          <w:rFonts w:eastAsia="Times New Roman" w:cs="Times New Roman" w:ascii="Times New Roman" w:hAnsi="Times New Roman"/>
+          <w:iCs/>
+          <w:sz w:val="24"/>
+          <w:szCs w:val="24"/>
+          <w:lang w:val="ru-RU"/>
+        </w:rPr>
+      </w:r>
+    </w:p>
+    <w:p>
+      <w:pPr>
+        <w:pStyle w:val="Normal"/>
+        <w:spacing w:before="0" w:after="160"/>
+        <w:ind w:firstLine="709"/>
+        <w:jc w:val="left"/>
+        <w:rPr>
+          <w:rFonts w:ascii="Times New Roman" w:hAnsi="Times New Roman" w:eastAsia="Times New Roman" w:cs="Times New Roman"/>
+          <w:iCs/>
+          <w:sz w:val="24"/>
+          <w:szCs w:val="24"/>
+          <w:lang w:val="ru-RU"/>
+        </w:rPr>
+      </w:pPr>
+      <w:r>
+        <w:rPr>
+          <w:rFonts w:eastAsia="Times New Roman" w:cs="Times New Roman" w:ascii="Times New Roman" w:hAnsi="Times New Roman"/>
+          <w:iCs/>
+          <w:sz w:val="24"/>
+          <w:szCs w:val="24"/>
+          <w:lang w:val="ru-RU"/>
+        </w:rPr>
+        <w:t>2. Привести пример описания класса-группы Список (List).</w:t>
+      </w:r>
+    </w:p>
+    <w:p>
+      <w:pPr>
+        <w:pStyle w:val="Normal"/>
+        <w:spacing w:before="0" w:after="160"/>
+        <w:ind w:firstLine="709"/>
+        <w:jc w:val="left"/>
+        <w:rPr>
+          <w:rFonts w:ascii="Times New Roman" w:hAnsi="Times New Roman" w:eastAsia="Times New Roman" w:cs="Times New Roman"/>
+          <w:iCs/>
+          <w:sz w:val="24"/>
+          <w:szCs w:val="24"/>
+          <w:lang w:val="ru-RU"/>
+        </w:rPr>
+      </w:pPr>
+      <w:r>
+        <w:rPr>
+          <w:rFonts w:eastAsia="Times New Roman" w:cs="Times New Roman" w:ascii="Times New Roman" w:hAnsi="Times New Roman"/>
+          <w:iCs/>
+          <w:sz w:val="24"/>
+          <w:szCs w:val="24"/>
+          <w:lang w:val="ru-RU"/>
+        </w:rPr>
+        <w:t>Класс List представляет динамическую структуру данных, содержащую указатели на объекты базового класса Object и обеспечивающую операции добавления, удаления и обхода элементов.</w:t>
+      </w:r>
+    </w:p>
+    <w:p>
+      <w:pPr>
+        <w:pStyle w:val="Normal"/>
+        <w:spacing w:before="0" w:after="160"/>
+        <w:ind w:firstLine="709"/>
+        <w:jc w:val="left"/>
+        <w:rPr>
+          <w:rFonts w:ascii="Times New Roman" w:hAnsi="Times New Roman" w:eastAsia="Times New Roman" w:cs="Times New Roman"/>
+          <w:iCs/>
+          <w:sz w:val="24"/>
+          <w:szCs w:val="24"/>
+          <w:lang w:val="ru-RU"/>
+        </w:rPr>
+      </w:pPr>
+      <w:r>
+        <w:rPr>
+          <w:rFonts w:eastAsia="Times New Roman" w:cs="Times New Roman" w:ascii="Times New Roman" w:hAnsi="Times New Roman"/>
+          <w:iCs/>
+          <w:sz w:val="24"/>
+          <w:szCs w:val="24"/>
+          <w:lang w:val="ru-RU"/>
+        </w:rPr>
+      </w:r>
+    </w:p>
+    <w:p>
+      <w:pPr>
+        <w:pStyle w:val="Normal"/>
+        <w:spacing w:before="0" w:after="160"/>
+        <w:ind w:firstLine="709"/>
+        <w:jc w:val="left"/>
+        <w:rPr>
+          <w:rFonts w:ascii="Times New Roman" w:hAnsi="Times New Roman" w:eastAsia="Times New Roman" w:cs="Times New Roman"/>
+          <w:iCs/>
+          <w:sz w:val="24"/>
+          <w:szCs w:val="24"/>
+          <w:lang w:val="ru-RU"/>
+        </w:rPr>
+      </w:pPr>
+      <w:r>
+        <w:rPr>
+          <w:rFonts w:eastAsia="Times New Roman" w:cs="Times New Roman" w:ascii="Times New Roman" w:hAnsi="Times New Roman"/>
+          <w:iCs/>
+          <w:sz w:val="24"/>
+          <w:szCs w:val="24"/>
+          <w:lang w:val="ru-RU"/>
+        </w:rPr>
+        <w:t>3. Привести пример конструктора (с параметром, без параметров, копирования) для класса-группы Список.</w:t>
+      </w:r>
+    </w:p>
+    <w:p>
+      <w:pPr>
+        <w:pStyle w:val="Normal"/>
+        <w:spacing w:before="0" w:after="160"/>
+        <w:ind w:firstLine="709"/>
+        <w:jc w:val="left"/>
+        <w:rPr>
+          <w:rFonts w:ascii="Times New Roman" w:hAnsi="Times New Roman" w:eastAsia="Times New Roman" w:cs="Times New Roman"/>
+          <w:iCs/>
+          <w:sz w:val="24"/>
+          <w:szCs w:val="24"/>
+          <w:lang w:val="ru-RU"/>
+        </w:rPr>
+      </w:pPr>
+      <w:r>
+        <w:rPr>
+          <w:rFonts w:eastAsia="Times New Roman" w:cs="Times New Roman" w:ascii="Times New Roman" w:hAnsi="Times New Roman"/>
+          <w:iCs/>
+          <w:sz w:val="24"/>
+          <w:szCs w:val="24"/>
+          <w:lang w:val="ru-RU"/>
+        </w:rPr>
+        <w:t>Конструктор без параметров создаёт пустой список, с параметром задаёт начальный размер, конструктор копирования создаёт новый список как копию существующего с выделением новой памяти.</w:t>
+      </w:r>
+    </w:p>
+    <w:p>
+      <w:pPr>
+        <w:pStyle w:val="Normal"/>
+        <w:spacing w:before="0" w:after="160"/>
+        <w:ind w:firstLine="709"/>
+        <w:jc w:val="left"/>
+        <w:rPr>
+          <w:rFonts w:ascii="Times New Roman" w:hAnsi="Times New Roman" w:eastAsia="Times New Roman" w:cs="Times New Roman"/>
+          <w:iCs/>
+          <w:sz w:val="24"/>
+          <w:szCs w:val="24"/>
+          <w:lang w:val="ru-RU"/>
+        </w:rPr>
+      </w:pPr>
+      <w:r>
+        <w:rPr>
+          <w:rFonts w:eastAsia="Times New Roman" w:cs="Times New Roman" w:ascii="Times New Roman" w:hAnsi="Times New Roman"/>
+          <w:iCs/>
+          <w:sz w:val="24"/>
+          <w:szCs w:val="24"/>
+          <w:lang w:val="ru-RU"/>
+        </w:rPr>
+      </w:r>
+    </w:p>
+    <w:p>
+      <w:pPr>
+        <w:pStyle w:val="Normal"/>
+        <w:spacing w:before="0" w:after="160"/>
+        <w:ind w:firstLine="709"/>
+        <w:jc w:val="left"/>
+        <w:rPr>
+          <w:rFonts w:ascii="Times New Roman" w:hAnsi="Times New Roman" w:eastAsia="Times New Roman" w:cs="Times New Roman"/>
+          <w:iCs/>
+          <w:sz w:val="24"/>
+          <w:szCs w:val="24"/>
+          <w:lang w:val="ru-RU"/>
+        </w:rPr>
+      </w:pPr>
+      <w:r>
+        <w:rPr>
+          <w:rFonts w:eastAsia="Times New Roman" w:cs="Times New Roman" w:ascii="Times New Roman" w:hAnsi="Times New Roman"/>
+          <w:iCs/>
+          <w:sz w:val="24"/>
+          <w:szCs w:val="24"/>
+          <w:lang w:val="ru-RU"/>
+        </w:rPr>
+        <w:t>4. Привести пример деструктора для класса-группы Список.</w:t>
+      </w:r>
+    </w:p>
+    <w:p>
+      <w:pPr>
+        <w:pStyle w:val="Normal"/>
+        <w:spacing w:before="0" w:after="160"/>
+        <w:ind w:firstLine="709"/>
+        <w:jc w:val="left"/>
+        <w:rPr>
+          <w:rFonts w:ascii="Times New Roman" w:hAnsi="Times New Roman" w:eastAsia="Times New Roman" w:cs="Times New Roman"/>
+          <w:iCs/>
+          <w:sz w:val="24"/>
+          <w:szCs w:val="24"/>
+          <w:lang w:val="ru-RU"/>
+        </w:rPr>
+      </w:pPr>
+      <w:r>
+        <w:rPr>
+          <w:rFonts w:eastAsia="Times New Roman" w:cs="Times New Roman" w:ascii="Times New Roman" w:hAnsi="Times New Roman"/>
+          <w:iCs/>
+          <w:sz w:val="24"/>
+          <w:szCs w:val="24"/>
+          <w:lang w:val="ru-RU"/>
+        </w:rPr>
+        <w:t>Деструктор освобождает динамически выделенную память всех элементов списка и самого массива указателей.</w:t>
+      </w:r>
+    </w:p>
+    <w:p>
+      <w:pPr>
+        <w:pStyle w:val="Normal"/>
+        <w:spacing w:before="0" w:after="160"/>
+        <w:ind w:firstLine="709"/>
+        <w:jc w:val="left"/>
+        <w:rPr>
+          <w:rFonts w:ascii="Times New Roman" w:hAnsi="Times New Roman" w:eastAsia="Times New Roman" w:cs="Times New Roman"/>
+          <w:iCs/>
+          <w:sz w:val="24"/>
+          <w:szCs w:val="24"/>
+          <w:lang w:val="ru-RU"/>
+        </w:rPr>
+      </w:pPr>
+      <w:r>
+        <w:rPr>
+          <w:rFonts w:eastAsia="Times New Roman" w:cs="Times New Roman" w:ascii="Times New Roman" w:hAnsi="Times New Roman"/>
+          <w:iCs/>
+          <w:sz w:val="24"/>
+          <w:szCs w:val="24"/>
+          <w:lang w:val="ru-RU"/>
+        </w:rPr>
+      </w:r>
+    </w:p>
+    <w:p>
+      <w:pPr>
+        <w:pStyle w:val="Normal"/>
+        <w:spacing w:before="0" w:after="160"/>
+        <w:ind w:firstLine="709"/>
+        <w:jc w:val="left"/>
+        <w:rPr>
+          <w:rFonts w:ascii="Times New Roman" w:hAnsi="Times New Roman" w:eastAsia="Times New Roman" w:cs="Times New Roman"/>
+          <w:iCs/>
+          <w:sz w:val="24"/>
+          <w:szCs w:val="24"/>
+          <w:lang w:val="ru-RU"/>
+        </w:rPr>
+      </w:pPr>
+      <w:r>
+        <w:rPr>
+          <w:rFonts w:eastAsia="Times New Roman" w:cs="Times New Roman" w:ascii="Times New Roman" w:hAnsi="Times New Roman"/>
+          <w:iCs/>
+          <w:sz w:val="24"/>
+          <w:szCs w:val="24"/>
+          <w:lang w:val="ru-RU"/>
+        </w:rPr>
+        <w:t>5. Привести пример метода для просмотра элементов для класса-группы Список.</w:t>
+      </w:r>
+    </w:p>
+    <w:p>
+      <w:pPr>
+        <w:pStyle w:val="Normal"/>
+        <w:spacing w:before="0" w:after="160"/>
+        <w:ind w:firstLine="709"/>
+        <w:jc w:val="left"/>
+        <w:rPr>
+          <w:rFonts w:ascii="Times New Roman" w:hAnsi="Times New Roman" w:eastAsia="Times New Roman" w:cs="Times New Roman"/>
+          <w:iCs/>
+          <w:sz w:val="24"/>
+          <w:szCs w:val="24"/>
+          <w:lang w:val="ru-RU"/>
+        </w:rPr>
+      </w:pPr>
+      <w:r>
+        <w:rPr>
+          <w:rFonts w:eastAsia="Times New Roman" w:cs="Times New Roman" w:ascii="Times New Roman" w:hAnsi="Times New Roman"/>
+          <w:iCs/>
+          <w:sz w:val="24"/>
+          <w:szCs w:val="24"/>
+          <w:lang w:val="ru-RU"/>
+        </w:rPr>
+        <w:t>Метод просмотра проходит по всем элементам списка и вызывает у каждого объекта метод Show().</w:t>
+      </w:r>
+    </w:p>
+    <w:p>
+      <w:pPr>
+        <w:pStyle w:val="Normal"/>
+        <w:spacing w:before="0" w:after="160"/>
+        <w:ind w:firstLine="709"/>
+        <w:jc w:val="left"/>
+        <w:rPr>
+          <w:rFonts w:ascii="Times New Roman" w:hAnsi="Times New Roman" w:eastAsia="Times New Roman" w:cs="Times New Roman"/>
+          <w:iCs/>
+          <w:sz w:val="24"/>
+          <w:szCs w:val="24"/>
+          <w:lang w:val="ru-RU"/>
+        </w:rPr>
+      </w:pPr>
+      <w:r>
+        <w:rPr>
+          <w:rFonts w:eastAsia="Times New Roman" w:cs="Times New Roman" w:ascii="Times New Roman" w:hAnsi="Times New Roman"/>
+          <w:iCs/>
+          <w:sz w:val="24"/>
+          <w:szCs w:val="24"/>
+          <w:lang w:val="ru-RU"/>
+        </w:rPr>
+      </w:r>
+    </w:p>
+    <w:p>
+      <w:pPr>
+        <w:pStyle w:val="Normal"/>
+        <w:spacing w:before="0" w:after="160"/>
+        <w:ind w:firstLine="709"/>
+        <w:jc w:val="left"/>
+        <w:rPr>
+          <w:rFonts w:ascii="Times New Roman" w:hAnsi="Times New Roman" w:eastAsia="Times New Roman" w:cs="Times New Roman"/>
+          <w:iCs/>
+          <w:sz w:val="24"/>
+          <w:szCs w:val="24"/>
+          <w:lang w:val="ru-RU"/>
+        </w:rPr>
+      </w:pPr>
+      <w:r>
+        <w:rPr>
+          <w:rFonts w:eastAsia="Times New Roman" w:cs="Times New Roman" w:ascii="Times New Roman" w:hAnsi="Times New Roman"/>
+          <w:iCs/>
+          <w:sz w:val="24"/>
+          <w:szCs w:val="24"/>
+          <w:lang w:val="ru-RU"/>
+        </w:rPr>
+        <w:t>6. Какой вид иерархии дает группа?</w:t>
+      </w:r>
+    </w:p>
+    <w:p>
+      <w:pPr>
+        <w:pStyle w:val="Normal"/>
+        <w:spacing w:before="0" w:after="160"/>
+        <w:ind w:firstLine="709"/>
+        <w:jc w:val="left"/>
+        <w:rPr>
+          <w:rFonts w:ascii="Times New Roman" w:hAnsi="Times New Roman" w:eastAsia="Times New Roman" w:cs="Times New Roman"/>
+          <w:iCs/>
+          <w:sz w:val="24"/>
+          <w:szCs w:val="24"/>
+          <w:lang w:val="ru-RU"/>
+        </w:rPr>
+      </w:pPr>
+      <w:r>
+        <w:rPr>
+          <w:rFonts w:eastAsia="Times New Roman" w:cs="Times New Roman" w:ascii="Times New Roman" w:hAnsi="Times New Roman"/>
+          <w:iCs/>
+          <w:sz w:val="24"/>
+          <w:szCs w:val="24"/>
+          <w:lang w:val="ru-RU"/>
+        </w:rPr>
+        <w:t>Группа даёт композиционную иерархию объектов с общим базовым классом.</w:t>
+      </w:r>
+    </w:p>
+    <w:p>
+      <w:pPr>
+        <w:pStyle w:val="Normal"/>
+        <w:spacing w:before="0" w:after="160"/>
+        <w:ind w:firstLine="709"/>
+        <w:jc w:val="left"/>
+        <w:rPr>
+          <w:rFonts w:ascii="Times New Roman" w:hAnsi="Times New Roman" w:eastAsia="Times New Roman" w:cs="Times New Roman"/>
+          <w:iCs/>
+          <w:sz w:val="24"/>
+          <w:szCs w:val="24"/>
+          <w:lang w:val="ru-RU"/>
+        </w:rPr>
+      </w:pPr>
+      <w:r>
+        <w:rPr>
+          <w:rFonts w:eastAsia="Times New Roman" w:cs="Times New Roman" w:ascii="Times New Roman" w:hAnsi="Times New Roman"/>
+          <w:iCs/>
+          <w:sz w:val="24"/>
+          <w:szCs w:val="24"/>
+          <w:lang w:val="ru-RU"/>
+        </w:rPr>
+      </w:r>
+    </w:p>
+    <w:p>
+      <w:pPr>
+        <w:pStyle w:val="Normal"/>
+        <w:spacing w:before="0" w:after="160"/>
+        <w:ind w:firstLine="709"/>
+        <w:jc w:val="left"/>
+        <w:rPr>
+          <w:rFonts w:ascii="Times New Roman" w:hAnsi="Times New Roman" w:eastAsia="Times New Roman" w:cs="Times New Roman"/>
+          <w:iCs/>
+          <w:sz w:val="24"/>
+          <w:szCs w:val="24"/>
+          <w:lang w:val="ru-RU"/>
+        </w:rPr>
+      </w:pPr>
+      <w:r>
+        <w:rPr>
+          <w:rFonts w:eastAsia="Times New Roman" w:cs="Times New Roman" w:ascii="Times New Roman" w:hAnsi="Times New Roman"/>
+          <w:iCs/>
+          <w:sz w:val="24"/>
+          <w:szCs w:val="24"/>
+          <w:lang w:val="ru-RU"/>
+        </w:rPr>
+        <w:t>7. Почему во главе иерархии классов, содержащихся в группе объектов должен находиться абстрактный класс?</w:t>
+      </w:r>
+    </w:p>
+    <w:p>
+      <w:pPr>
+        <w:pStyle w:val="Normal"/>
+        <w:spacing w:before="0" w:after="160"/>
+        <w:ind w:firstLine="709"/>
+        <w:jc w:val="left"/>
+        <w:rPr>
+          <w:rFonts w:ascii="Times New Roman" w:hAnsi="Times New Roman" w:eastAsia="Times New Roman" w:cs="Times New Roman"/>
+          <w:iCs/>
+          <w:sz w:val="24"/>
+          <w:szCs w:val="24"/>
+          <w:lang w:val="ru-RU"/>
+        </w:rPr>
+      </w:pPr>
+      <w:r>
+        <w:rPr>
+          <w:rFonts w:eastAsia="Times New Roman" w:cs="Times New Roman" w:ascii="Times New Roman" w:hAnsi="Times New Roman"/>
+          <w:iCs/>
+          <w:sz w:val="24"/>
+          <w:szCs w:val="24"/>
+          <w:lang w:val="ru-RU"/>
+        </w:rPr>
+        <w:t>Потому что абстрактный класс задаёт общий интерфейс для всех производных классов и обеспечивает полиморфизм.</w:t>
+      </w:r>
+    </w:p>
+    <w:p>
+      <w:pPr>
+        <w:pStyle w:val="Normal"/>
+        <w:spacing w:before="0" w:after="160"/>
+        <w:ind w:firstLine="709"/>
+        <w:jc w:val="left"/>
+        <w:rPr>
+          <w:rFonts w:ascii="Times New Roman" w:hAnsi="Times New Roman" w:eastAsia="Times New Roman" w:cs="Times New Roman"/>
+          <w:iCs/>
+          <w:sz w:val="24"/>
+          <w:szCs w:val="24"/>
+          <w:lang w:val="ru-RU"/>
+        </w:rPr>
+      </w:pPr>
+      <w:r>
+        <w:rPr>
+          <w:rFonts w:eastAsia="Times New Roman" w:cs="Times New Roman" w:ascii="Times New Roman" w:hAnsi="Times New Roman"/>
+          <w:iCs/>
+          <w:sz w:val="24"/>
+          <w:szCs w:val="24"/>
+          <w:lang w:val="ru-RU"/>
+        </w:rPr>
+      </w:r>
+    </w:p>
+    <w:p>
+      <w:pPr>
+        <w:pStyle w:val="Normal"/>
+        <w:spacing w:before="0" w:after="160"/>
+        <w:ind w:firstLine="709"/>
+        <w:jc w:val="left"/>
+        <w:rPr>
+          <w:rFonts w:ascii="Times New Roman" w:hAnsi="Times New Roman" w:eastAsia="Times New Roman" w:cs="Times New Roman"/>
+          <w:iCs/>
+          <w:sz w:val="24"/>
+          <w:szCs w:val="24"/>
+          <w:lang w:val="ru-RU"/>
+        </w:rPr>
+      </w:pPr>
+      <w:r>
+        <w:rPr>
+          <w:rFonts w:eastAsia="Times New Roman" w:cs="Times New Roman" w:ascii="Times New Roman" w:hAnsi="Times New Roman"/>
+          <w:iCs/>
+          <w:sz w:val="24"/>
+          <w:szCs w:val="24"/>
+          <w:lang w:val="ru-RU"/>
+        </w:rPr>
+        <w:t>8. Что такое событие? Для чего используются события?</w:t>
+      </w:r>
+    </w:p>
+    <w:p>
+      <w:pPr>
+        <w:pStyle w:val="Normal"/>
+        <w:spacing w:before="0" w:after="160"/>
+        <w:ind w:firstLine="709"/>
+        <w:jc w:val="left"/>
+        <w:rPr>
+          <w:rFonts w:ascii="Times New Roman" w:hAnsi="Times New Roman" w:eastAsia="Times New Roman" w:cs="Times New Roman"/>
+          <w:iCs/>
+          <w:sz w:val="24"/>
+          <w:szCs w:val="24"/>
+          <w:lang w:val="ru-RU"/>
+        </w:rPr>
+      </w:pPr>
+      <w:r>
+        <w:rPr>
+          <w:rFonts w:eastAsia="Times New Roman" w:cs="Times New Roman" w:ascii="Times New Roman" w:hAnsi="Times New Roman"/>
+          <w:iCs/>
+          <w:sz w:val="24"/>
+          <w:szCs w:val="24"/>
+          <w:lang w:val="ru-RU"/>
+        </w:rPr>
+        <w:t>Событие — это структура данных, описывающая действие или команду. Используется для передачи управляющих сигналов между компонентами программы.</w:t>
+      </w:r>
+    </w:p>
+    <w:p>
+      <w:pPr>
+        <w:pStyle w:val="Normal"/>
+        <w:spacing w:before="0" w:after="160"/>
+        <w:ind w:firstLine="709"/>
+        <w:jc w:val="left"/>
+        <w:rPr>
+          <w:rFonts w:ascii="Times New Roman" w:hAnsi="Times New Roman" w:eastAsia="Times New Roman" w:cs="Times New Roman"/>
+          <w:iCs/>
+          <w:sz w:val="24"/>
+          <w:szCs w:val="24"/>
+          <w:lang w:val="ru-RU"/>
+        </w:rPr>
+      </w:pPr>
+      <w:r>
+        <w:rPr>
+          <w:rFonts w:eastAsia="Times New Roman" w:cs="Times New Roman" w:ascii="Times New Roman" w:hAnsi="Times New Roman"/>
+          <w:iCs/>
+          <w:sz w:val="24"/>
+          <w:szCs w:val="24"/>
+          <w:lang w:val="ru-RU"/>
+        </w:rPr>
+      </w:r>
+    </w:p>
+    <w:p>
+      <w:pPr>
+        <w:pStyle w:val="Normal"/>
+        <w:spacing w:before="0" w:after="160"/>
+        <w:ind w:firstLine="709"/>
+        <w:jc w:val="left"/>
+        <w:rPr>
+          <w:rFonts w:ascii="Times New Roman" w:hAnsi="Times New Roman" w:eastAsia="Times New Roman" w:cs="Times New Roman"/>
+          <w:iCs/>
+          <w:sz w:val="24"/>
+          <w:szCs w:val="24"/>
+          <w:lang w:val="ru-RU"/>
+        </w:rPr>
+      </w:pPr>
+      <w:r>
+        <w:rPr>
+          <w:rFonts w:eastAsia="Times New Roman" w:cs="Times New Roman" w:ascii="Times New Roman" w:hAnsi="Times New Roman"/>
+          <w:iCs/>
+          <w:sz w:val="24"/>
+          <w:szCs w:val="24"/>
+          <w:lang w:val="ru-RU"/>
+        </w:rPr>
+        <w:t>9. Какие характеристики должно иметь событие-сообщение?</w:t>
+      </w:r>
+    </w:p>
+    <w:p>
+      <w:pPr>
+        <w:pStyle w:val="Normal"/>
+        <w:spacing w:before="0" w:after="160"/>
+        <w:ind w:firstLine="709"/>
+        <w:jc w:val="left"/>
+        <w:rPr>
+          <w:rFonts w:ascii="Times New Roman" w:hAnsi="Times New Roman" w:eastAsia="Times New Roman" w:cs="Times New Roman"/>
+          <w:iCs/>
+          <w:sz w:val="24"/>
+          <w:szCs w:val="24"/>
+          <w:lang w:val="ru-RU"/>
+        </w:rPr>
+      </w:pPr>
+      <w:r>
+        <w:rPr>
+          <w:rFonts w:eastAsia="Times New Roman" w:cs="Times New Roman" w:ascii="Times New Roman" w:hAnsi="Times New Roman"/>
+          <w:iCs/>
+          <w:sz w:val="24"/>
+          <w:szCs w:val="24"/>
+          <w:lang w:val="ru-RU"/>
+        </w:rPr>
+        <w:t>Оно должно содержать тип события, код команды и при необходимости дополнительные параметры.</w:t>
+      </w:r>
+    </w:p>
+    <w:p>
+      <w:pPr>
+        <w:pStyle w:val="Normal"/>
+        <w:spacing w:before="0" w:after="160"/>
+        <w:ind w:firstLine="709"/>
+        <w:jc w:val="left"/>
+        <w:rPr>
+          <w:rFonts w:ascii="Times New Roman" w:hAnsi="Times New Roman" w:eastAsia="Times New Roman" w:cs="Times New Roman"/>
+          <w:iCs/>
+          <w:sz w:val="24"/>
+          <w:szCs w:val="24"/>
+          <w:lang w:val="ru-RU"/>
+        </w:rPr>
+      </w:pPr>
+      <w:r>
+        <w:rPr>
+          <w:rFonts w:eastAsia="Times New Roman" w:cs="Times New Roman" w:ascii="Times New Roman" w:hAnsi="Times New Roman"/>
+          <w:iCs/>
+          <w:sz w:val="24"/>
+          <w:szCs w:val="24"/>
+          <w:lang w:val="ru-RU"/>
+        </w:rPr>
+      </w:r>
+    </w:p>
+    <w:p>
+      <w:pPr>
+        <w:pStyle w:val="Normal"/>
+        <w:spacing w:before="0" w:after="160"/>
+        <w:ind w:firstLine="709"/>
+        <w:jc w:val="left"/>
+        <w:rPr>
+          <w:rFonts w:ascii="Times New Roman" w:hAnsi="Times New Roman" w:eastAsia="Times New Roman" w:cs="Times New Roman"/>
+          <w:iCs/>
+          <w:sz w:val="24"/>
+          <w:szCs w:val="24"/>
+          <w:lang w:val="ru-RU"/>
+        </w:rPr>
+      </w:pPr>
+      <w:r>
+        <w:rPr>
+          <w:rFonts w:eastAsia="Times New Roman" w:cs="Times New Roman" w:ascii="Times New Roman" w:hAnsi="Times New Roman"/>
+          <w:iCs/>
+          <w:sz w:val="24"/>
+          <w:szCs w:val="24"/>
+          <w:lang w:val="ru-RU"/>
+        </w:rPr>
+        <w:t>10. Привести пример структуры, описывающей событие.</w:t>
+      </w:r>
+    </w:p>
+    <w:p>
+      <w:pPr>
+        <w:pStyle w:val="Normal"/>
+        <w:spacing w:before="0" w:after="160"/>
+        <w:ind w:firstLine="709"/>
+        <w:jc w:val="left"/>
+        <w:rPr>
+          <w:rFonts w:ascii="Times New Roman" w:hAnsi="Times New Roman" w:eastAsia="Times New Roman" w:cs="Times New Roman"/>
+          <w:iCs/>
+          <w:sz w:val="24"/>
+          <w:szCs w:val="24"/>
+          <w:lang w:val="ru-RU"/>
+        </w:rPr>
+      </w:pPr>
+      <w:r>
+        <w:rPr>
+          <w:rFonts w:eastAsia="Times New Roman" w:cs="Times New Roman" w:ascii="Times New Roman" w:hAnsi="Times New Roman"/>
+          <w:iCs/>
+          <w:sz w:val="24"/>
+          <w:szCs w:val="24"/>
+          <w:lang w:val="ru-RU"/>
+        </w:rPr>
+        <w:t>Структура TEvent с полями what и union, содержащим command или параметры команды.</w:t>
+      </w:r>
+    </w:p>
+    <w:p>
+      <w:pPr>
+        <w:pStyle w:val="Normal"/>
+        <w:spacing w:before="0" w:after="160"/>
+        <w:ind w:firstLine="709"/>
+        <w:jc w:val="left"/>
+        <w:rPr>
+          <w:rFonts w:ascii="Times New Roman" w:hAnsi="Times New Roman" w:eastAsia="Times New Roman" w:cs="Times New Roman"/>
+          <w:iCs/>
+          <w:sz w:val="24"/>
+          <w:szCs w:val="24"/>
+          <w:lang w:val="ru-RU"/>
+        </w:rPr>
+      </w:pPr>
+      <w:r>
+        <w:rPr>
+          <w:rFonts w:eastAsia="Times New Roman" w:cs="Times New Roman" w:ascii="Times New Roman" w:hAnsi="Times New Roman"/>
+          <w:iCs/>
+          <w:sz w:val="24"/>
+          <w:szCs w:val="24"/>
+          <w:lang w:val="ru-RU"/>
+        </w:rPr>
+      </w:r>
+    </w:p>
+    <w:p>
+      <w:pPr>
+        <w:pStyle w:val="Normal"/>
+        <w:spacing w:before="0" w:after="160"/>
+        <w:ind w:firstLine="709"/>
+        <w:jc w:val="left"/>
+        <w:rPr>
+          <w:rFonts w:ascii="Times New Roman" w:hAnsi="Times New Roman" w:eastAsia="Times New Roman" w:cs="Times New Roman"/>
+          <w:iCs/>
+          <w:sz w:val="24"/>
+          <w:szCs w:val="24"/>
+          <w:lang w:val="ru-RU"/>
+        </w:rPr>
+      </w:pPr>
+      <w:r>
+        <w:rPr>
+          <w:rFonts w:eastAsia="Times New Roman" w:cs="Times New Roman" w:ascii="Times New Roman" w:hAnsi="Times New Roman"/>
+          <w:iCs/>
+          <w:sz w:val="24"/>
+          <w:szCs w:val="24"/>
+          <w:lang w:val="ru-RU"/>
+        </w:rPr>
+        <w:t>11. Задана структура события struct TEvent { int what; union { MouseEventType mouse; KeyDownEvent keyDown; MessageEvent message; } }; Какие значения, и в каких случаях присваиваются полю what?</w:t>
+      </w:r>
+    </w:p>
+    <w:p>
+      <w:pPr>
+        <w:pStyle w:val="Normal"/>
+        <w:spacing w:before="0" w:after="160"/>
+        <w:ind w:firstLine="709"/>
+        <w:jc w:val="left"/>
+        <w:rPr>
+          <w:rFonts w:ascii="Times New Roman" w:hAnsi="Times New Roman" w:eastAsia="Times New Roman" w:cs="Times New Roman"/>
+          <w:iCs/>
+          <w:sz w:val="24"/>
+          <w:szCs w:val="24"/>
+          <w:lang w:val="ru-RU"/>
+        </w:rPr>
+      </w:pPr>
+      <w:r>
+        <w:rPr>
+          <w:rFonts w:eastAsia="Times New Roman" w:cs="Times New Roman" w:ascii="Times New Roman" w:hAnsi="Times New Roman"/>
+          <w:iCs/>
+          <w:sz w:val="24"/>
+          <w:szCs w:val="24"/>
+          <w:lang w:val="ru-RU"/>
+        </w:rPr>
+        <w:t>Поле what определяет тип события и принимает значения в зависимости от источника: мышь, клавиатура или сообщение.</w:t>
+      </w:r>
+    </w:p>
+    <w:p>
+      <w:pPr>
+        <w:pStyle w:val="Normal"/>
+        <w:spacing w:before="0" w:after="160"/>
+        <w:ind w:firstLine="709"/>
+        <w:jc w:val="left"/>
+        <w:rPr>
+          <w:rFonts w:ascii="Times New Roman" w:hAnsi="Times New Roman" w:eastAsia="Times New Roman" w:cs="Times New Roman"/>
+          <w:iCs/>
+          <w:sz w:val="24"/>
+          <w:szCs w:val="24"/>
+          <w:lang w:val="ru-RU"/>
+        </w:rPr>
+      </w:pPr>
+      <w:r>
+        <w:rPr>
+          <w:rFonts w:eastAsia="Times New Roman" w:cs="Times New Roman" w:ascii="Times New Roman" w:hAnsi="Times New Roman"/>
+          <w:iCs/>
+          <w:sz w:val="24"/>
+          <w:szCs w:val="24"/>
+          <w:lang w:val="ru-RU"/>
+        </w:rPr>
+      </w:r>
+    </w:p>
+    <w:p>
+      <w:pPr>
+        <w:pStyle w:val="Normal"/>
+        <w:spacing w:before="0" w:after="160"/>
+        <w:ind w:firstLine="709"/>
+        <w:jc w:val="left"/>
+        <w:rPr>
+          <w:rFonts w:ascii="Times New Roman" w:hAnsi="Times New Roman" w:eastAsia="Times New Roman" w:cs="Times New Roman"/>
+          <w:iCs/>
+          <w:sz w:val="24"/>
+          <w:szCs w:val="24"/>
+          <w:lang w:val="ru-RU"/>
+        </w:rPr>
+      </w:pPr>
+      <w:r>
+        <w:rPr>
+          <w:rFonts w:eastAsia="Times New Roman" w:cs="Times New Roman" w:ascii="Times New Roman" w:hAnsi="Times New Roman"/>
+          <w:iCs/>
+          <w:sz w:val="24"/>
+          <w:szCs w:val="24"/>
+          <w:lang w:val="ru-RU"/>
+        </w:rPr>
+        <w:t>12. Задана структура события struct TEvent { int what; union { int command; struct { int message; int a; }; }; }; Какие значения, и в каких случаях присваиваются полю command?</w:t>
+      </w:r>
+    </w:p>
+    <w:p>
+      <w:pPr>
+        <w:pStyle w:val="Normal"/>
+        <w:spacing w:before="0" w:after="160"/>
+        <w:ind w:firstLine="709"/>
+        <w:jc w:val="left"/>
+        <w:rPr>
+          <w:rFonts w:ascii="Times New Roman" w:hAnsi="Times New Roman" w:eastAsia="Times New Roman" w:cs="Times New Roman"/>
+          <w:iCs/>
+          <w:sz w:val="24"/>
+          <w:szCs w:val="24"/>
+          <w:lang w:val="ru-RU"/>
+        </w:rPr>
+      </w:pPr>
+      <w:r>
+        <w:rPr>
+          <w:rFonts w:eastAsia="Times New Roman" w:cs="Times New Roman" w:ascii="Times New Roman" w:hAnsi="Times New Roman"/>
+          <w:iCs/>
+          <w:sz w:val="24"/>
+          <w:szCs w:val="24"/>
+          <w:lang w:val="ru-RU"/>
+        </w:rPr>
+        <w:t>Поле command заполняется при событии-команде и содержит код выполняемой операции.</w:t>
+      </w:r>
+    </w:p>
+    <w:p>
+      <w:pPr>
+        <w:pStyle w:val="Normal"/>
+        <w:spacing w:before="0" w:after="160"/>
+        <w:ind w:firstLine="709"/>
+        <w:jc w:val="left"/>
+        <w:rPr>
+          <w:rFonts w:ascii="Times New Roman" w:hAnsi="Times New Roman" w:eastAsia="Times New Roman" w:cs="Times New Roman"/>
+          <w:iCs/>
+          <w:sz w:val="24"/>
+          <w:szCs w:val="24"/>
+          <w:lang w:val="ru-RU"/>
+        </w:rPr>
+      </w:pPr>
+      <w:r>
+        <w:rPr>
+          <w:rFonts w:eastAsia="Times New Roman" w:cs="Times New Roman" w:ascii="Times New Roman" w:hAnsi="Times New Roman"/>
+          <w:iCs/>
+          <w:sz w:val="24"/>
+          <w:szCs w:val="24"/>
+          <w:lang w:val="ru-RU"/>
+        </w:rPr>
+      </w:r>
+    </w:p>
+    <w:p>
+      <w:pPr>
+        <w:pStyle w:val="Normal"/>
+        <w:spacing w:before="0" w:after="160"/>
+        <w:ind w:firstLine="709"/>
+        <w:jc w:val="left"/>
+        <w:rPr>
+          <w:rFonts w:ascii="Times New Roman" w:hAnsi="Times New Roman" w:eastAsia="Times New Roman" w:cs="Times New Roman"/>
+          <w:iCs/>
+          <w:sz w:val="24"/>
+          <w:szCs w:val="24"/>
+          <w:lang w:val="ru-RU"/>
+        </w:rPr>
+      </w:pPr>
+      <w:r>
+        <w:rPr>
+          <w:rFonts w:eastAsia="Times New Roman" w:cs="Times New Roman" w:ascii="Times New Roman" w:hAnsi="Times New Roman"/>
+          <w:iCs/>
+          <w:sz w:val="24"/>
+          <w:szCs w:val="24"/>
+          <w:lang w:val="ru-RU"/>
+        </w:rPr>
+        <w:t>13. Для чего используются поля a и message?</w:t>
+      </w:r>
+    </w:p>
+    <w:p>
+      <w:pPr>
+        <w:pStyle w:val="Normal"/>
+        <w:spacing w:before="0" w:after="160"/>
+        <w:ind w:firstLine="709"/>
+        <w:jc w:val="left"/>
+        <w:rPr>
+          <w:rFonts w:ascii="Times New Roman" w:hAnsi="Times New Roman" w:eastAsia="Times New Roman" w:cs="Times New Roman"/>
+          <w:iCs/>
+          <w:sz w:val="24"/>
+          <w:szCs w:val="24"/>
+          <w:lang w:val="ru-RU"/>
+        </w:rPr>
+      </w:pPr>
+      <w:r>
+        <w:rPr>
+          <w:rFonts w:eastAsia="Times New Roman" w:cs="Times New Roman" w:ascii="Times New Roman" w:hAnsi="Times New Roman"/>
+          <w:iCs/>
+          <w:sz w:val="24"/>
+          <w:szCs w:val="24"/>
+          <w:lang w:val="ru-RU"/>
+        </w:rPr>
+        <w:t>Поле message содержит тип сообщения, поле a — дополнительный параметр команды.</w:t>
+      </w:r>
+    </w:p>
+    <w:p>
+      <w:pPr>
+        <w:pStyle w:val="Normal"/>
+        <w:spacing w:before="0" w:after="160"/>
+        <w:ind w:firstLine="709"/>
+        <w:jc w:val="left"/>
+        <w:rPr>
+          <w:rFonts w:ascii="Times New Roman" w:hAnsi="Times New Roman" w:eastAsia="Times New Roman" w:cs="Times New Roman"/>
+          <w:iCs/>
+          <w:sz w:val="24"/>
+          <w:szCs w:val="24"/>
+          <w:lang w:val="ru-RU"/>
+        </w:rPr>
+      </w:pPr>
+      <w:r>
+        <w:rPr>
+          <w:rFonts w:eastAsia="Times New Roman" w:cs="Times New Roman" w:ascii="Times New Roman" w:hAnsi="Times New Roman"/>
+          <w:iCs/>
+          <w:sz w:val="24"/>
+          <w:szCs w:val="24"/>
+          <w:lang w:val="ru-RU"/>
+        </w:rPr>
+      </w:r>
+    </w:p>
+    <w:p>
+      <w:pPr>
+        <w:pStyle w:val="Normal"/>
+        <w:spacing w:before="0" w:after="160"/>
+        <w:ind w:firstLine="709"/>
+        <w:jc w:val="left"/>
+        <w:rPr>
+          <w:rFonts w:ascii="Times New Roman" w:hAnsi="Times New Roman" w:eastAsia="Times New Roman" w:cs="Times New Roman"/>
+          <w:iCs/>
+          <w:sz w:val="24"/>
+          <w:szCs w:val="24"/>
+          <w:lang w:val="ru-RU"/>
+        </w:rPr>
+      </w:pPr>
+      <w:r>
+        <w:rPr>
+          <w:rFonts w:eastAsia="Times New Roman" w:cs="Times New Roman" w:ascii="Times New Roman" w:hAnsi="Times New Roman"/>
+          <w:iCs/>
+          <w:sz w:val="24"/>
+          <w:szCs w:val="24"/>
+          <w:lang w:val="ru-RU"/>
+        </w:rPr>
+        <w:t>14. Какие методы необходимы для организации обработки сообщений?</w:t>
+      </w:r>
+    </w:p>
+    <w:p>
+      <w:pPr>
+        <w:pStyle w:val="Normal"/>
+        <w:spacing w:before="0" w:after="160"/>
+        <w:ind w:firstLine="709"/>
+        <w:jc w:val="left"/>
+        <w:rPr>
+          <w:rFonts w:ascii="Times New Roman" w:hAnsi="Times New Roman" w:eastAsia="Times New Roman" w:cs="Times New Roman"/>
+          <w:iCs/>
+          <w:sz w:val="24"/>
+          <w:szCs w:val="24"/>
+          <w:lang w:val="ru-RU"/>
+        </w:rPr>
+      </w:pPr>
+      <w:r>
+        <w:rPr>
+          <w:rFonts w:eastAsia="Times New Roman" w:cs="Times New Roman" w:ascii="Times New Roman" w:hAnsi="Times New Roman"/>
+          <w:iCs/>
+          <w:sz w:val="24"/>
+          <w:szCs w:val="24"/>
+          <w:lang w:val="ru-RU"/>
+        </w:rPr>
+        <w:t>Методы GetEvent(), HandleEvent(), ClearEvent(), Valid(), EndExec().</w:t>
+      </w:r>
+    </w:p>
+    <w:p>
+      <w:pPr>
+        <w:pStyle w:val="Normal"/>
+        <w:spacing w:before="0" w:after="160"/>
+        <w:ind w:firstLine="709"/>
+        <w:jc w:val="left"/>
+        <w:rPr>
+          <w:rFonts w:ascii="Times New Roman" w:hAnsi="Times New Roman" w:eastAsia="Times New Roman" w:cs="Times New Roman"/>
+          <w:iCs/>
+          <w:sz w:val="24"/>
+          <w:szCs w:val="24"/>
+          <w:lang w:val="ru-RU"/>
+        </w:rPr>
+      </w:pPr>
+      <w:r>
+        <w:rPr>
+          <w:rFonts w:eastAsia="Times New Roman" w:cs="Times New Roman" w:ascii="Times New Roman" w:hAnsi="Times New Roman"/>
+          <w:iCs/>
+          <w:sz w:val="24"/>
+          <w:szCs w:val="24"/>
+          <w:lang w:val="ru-RU"/>
+        </w:rPr>
+      </w:r>
+    </w:p>
+    <w:p>
+      <w:pPr>
+        <w:pStyle w:val="Normal"/>
+        <w:spacing w:before="0" w:after="160"/>
+        <w:ind w:firstLine="709"/>
+        <w:jc w:val="left"/>
+        <w:rPr>
+          <w:rFonts w:ascii="Times New Roman" w:hAnsi="Times New Roman" w:eastAsia="Times New Roman" w:cs="Times New Roman"/>
+          <w:iCs/>
+          <w:sz w:val="24"/>
+          <w:szCs w:val="24"/>
+          <w:lang w:val="ru-RU"/>
+        </w:rPr>
+      </w:pPr>
+      <w:r>
+        <w:rPr>
+          <w:rFonts w:eastAsia="Times New Roman" w:cs="Times New Roman" w:ascii="Times New Roman" w:hAnsi="Times New Roman"/>
+          <w:iCs/>
+          <w:sz w:val="24"/>
+          <w:szCs w:val="24"/>
+          <w:lang w:val="ru-RU"/>
+        </w:rPr>
+        <w:t>15. Какой вид имеет главный цикл обработки событий-сообщений?</w:t>
+      </w:r>
+    </w:p>
+    <w:p>
+      <w:pPr>
+        <w:pStyle w:val="Normal"/>
+        <w:spacing w:before="0" w:after="160"/>
+        <w:ind w:firstLine="709"/>
+        <w:jc w:val="left"/>
+        <w:rPr>
+          <w:rFonts w:ascii="Times New Roman" w:hAnsi="Times New Roman" w:eastAsia="Times New Roman" w:cs="Times New Roman"/>
+          <w:iCs/>
+          <w:sz w:val="24"/>
+          <w:szCs w:val="24"/>
+          <w:lang w:val="ru-RU"/>
+        </w:rPr>
+      </w:pPr>
+      <w:r>
+        <w:rPr>
+          <w:rFonts w:eastAsia="Times New Roman" w:cs="Times New Roman" w:ascii="Times New Roman" w:hAnsi="Times New Roman"/>
+          <w:iCs/>
+          <w:sz w:val="24"/>
+          <w:szCs w:val="24"/>
+          <w:lang w:val="ru-RU"/>
+        </w:rPr>
+        <w:t>Цикл получает событие, обрабатывает его и повторяется до установки признака завершения.</w:t>
+      </w:r>
+    </w:p>
+    <w:p>
+      <w:pPr>
+        <w:pStyle w:val="Normal"/>
+        <w:spacing w:before="0" w:after="160"/>
+        <w:ind w:firstLine="709"/>
+        <w:jc w:val="left"/>
+        <w:rPr>
+          <w:rFonts w:ascii="Times New Roman" w:hAnsi="Times New Roman" w:eastAsia="Times New Roman" w:cs="Times New Roman"/>
+          <w:iCs/>
+          <w:sz w:val="24"/>
+          <w:szCs w:val="24"/>
+          <w:lang w:val="ru-RU"/>
+        </w:rPr>
+      </w:pPr>
+      <w:r>
+        <w:rPr>
+          <w:rFonts w:eastAsia="Times New Roman" w:cs="Times New Roman" w:ascii="Times New Roman" w:hAnsi="Times New Roman"/>
+          <w:iCs/>
+          <w:sz w:val="24"/>
+          <w:szCs w:val="24"/>
+          <w:lang w:val="ru-RU"/>
+        </w:rPr>
+      </w:r>
+    </w:p>
+    <w:p>
+      <w:pPr>
+        <w:pStyle w:val="Normal"/>
+        <w:spacing w:before="0" w:after="160"/>
+        <w:ind w:firstLine="709"/>
+        <w:jc w:val="left"/>
+        <w:rPr>
+          <w:rFonts w:ascii="Times New Roman" w:hAnsi="Times New Roman" w:eastAsia="Times New Roman" w:cs="Times New Roman"/>
+          <w:iCs/>
+          <w:sz w:val="24"/>
+          <w:szCs w:val="24"/>
+          <w:lang w:val="ru-RU"/>
+        </w:rPr>
+      </w:pPr>
+      <w:r>
+        <w:rPr>
+          <w:rFonts w:eastAsia="Times New Roman" w:cs="Times New Roman" w:ascii="Times New Roman" w:hAnsi="Times New Roman"/>
+          <w:iCs/>
+          <w:sz w:val="24"/>
+          <w:szCs w:val="24"/>
+          <w:lang w:val="ru-RU"/>
+        </w:rPr>
+        <w:t>16. Какую функцию выполняет метод ClearEvent()? Каким образом?</w:t>
+      </w:r>
+    </w:p>
+    <w:p>
+      <w:pPr>
+        <w:pStyle w:val="Normal"/>
+        <w:spacing w:before="0" w:after="160"/>
+        <w:ind w:firstLine="709"/>
+        <w:jc w:val="left"/>
+        <w:rPr>
+          <w:rFonts w:ascii="Times New Roman" w:hAnsi="Times New Roman" w:eastAsia="Times New Roman" w:cs="Times New Roman"/>
+          <w:iCs/>
+          <w:sz w:val="24"/>
+          <w:szCs w:val="24"/>
+          <w:lang w:val="ru-RU"/>
+        </w:rPr>
+      </w:pPr>
+      <w:r>
+        <w:rPr>
+          <w:rFonts w:eastAsia="Times New Roman" w:cs="Times New Roman" w:ascii="Times New Roman" w:hAnsi="Times New Roman"/>
+          <w:iCs/>
+          <w:sz w:val="24"/>
+          <w:szCs w:val="24"/>
+          <w:lang w:val="ru-RU"/>
+        </w:rPr>
+        <w:t>Очищает текущее событие, сбрасывая его поля в состояние отсутствия события.</w:t>
+      </w:r>
+    </w:p>
+    <w:p>
+      <w:pPr>
+        <w:pStyle w:val="Normal"/>
+        <w:spacing w:before="0" w:after="160"/>
+        <w:ind w:firstLine="709"/>
+        <w:jc w:val="left"/>
+        <w:rPr>
+          <w:rFonts w:ascii="Times New Roman" w:hAnsi="Times New Roman" w:eastAsia="Times New Roman" w:cs="Times New Roman"/>
+          <w:iCs/>
+          <w:sz w:val="24"/>
+          <w:szCs w:val="24"/>
+          <w:lang w:val="ru-RU"/>
+        </w:rPr>
+      </w:pPr>
+      <w:r>
+        <w:rPr>
+          <w:rFonts w:eastAsia="Times New Roman" w:cs="Times New Roman" w:ascii="Times New Roman" w:hAnsi="Times New Roman"/>
+          <w:iCs/>
+          <w:sz w:val="24"/>
+          <w:szCs w:val="24"/>
+          <w:lang w:val="ru-RU"/>
+        </w:rPr>
+      </w:r>
+    </w:p>
+    <w:p>
+      <w:pPr>
+        <w:pStyle w:val="Normal"/>
+        <w:spacing w:before="0" w:after="160"/>
+        <w:ind w:firstLine="709"/>
+        <w:jc w:val="left"/>
+        <w:rPr>
+          <w:rFonts w:ascii="Times New Roman" w:hAnsi="Times New Roman" w:eastAsia="Times New Roman" w:cs="Times New Roman"/>
+          <w:iCs/>
+          <w:sz w:val="24"/>
+          <w:szCs w:val="24"/>
+          <w:lang w:val="ru-RU"/>
+        </w:rPr>
+      </w:pPr>
+      <w:r>
+        <w:rPr>
+          <w:rFonts w:eastAsia="Times New Roman" w:cs="Times New Roman" w:ascii="Times New Roman" w:hAnsi="Times New Roman"/>
+          <w:iCs/>
+          <w:sz w:val="24"/>
+          <w:szCs w:val="24"/>
+          <w:lang w:val="ru-RU"/>
+        </w:rPr>
+        <w:t>17. Какую функцию выполняет метод HandleEvent()? Каким образом?</w:t>
+      </w:r>
+    </w:p>
+    <w:p>
+      <w:pPr>
+        <w:pStyle w:val="Normal"/>
+        <w:spacing w:before="0" w:after="160"/>
+        <w:ind w:firstLine="709"/>
+        <w:jc w:val="left"/>
+        <w:rPr>
+          <w:rFonts w:ascii="Times New Roman" w:hAnsi="Times New Roman" w:eastAsia="Times New Roman" w:cs="Times New Roman"/>
+          <w:iCs/>
+          <w:sz w:val="24"/>
+          <w:szCs w:val="24"/>
+          <w:lang w:val="ru-RU"/>
+        </w:rPr>
+      </w:pPr>
+      <w:r>
+        <w:rPr>
+          <w:rFonts w:eastAsia="Times New Roman" w:cs="Times New Roman" w:ascii="Times New Roman" w:hAnsi="Times New Roman"/>
+          <w:iCs/>
+          <w:sz w:val="24"/>
+          <w:szCs w:val="24"/>
+          <w:lang w:val="ru-RU"/>
+        </w:rPr>
+        <w:t>Обрабатывает событие, передавая его соответствующим объектам или выполняя команду.</w:t>
+      </w:r>
+    </w:p>
+    <w:p>
+      <w:pPr>
+        <w:pStyle w:val="Normal"/>
+        <w:spacing w:before="0" w:after="160"/>
+        <w:ind w:firstLine="709"/>
+        <w:jc w:val="left"/>
+        <w:rPr>
+          <w:rFonts w:ascii="Times New Roman" w:hAnsi="Times New Roman" w:eastAsia="Times New Roman" w:cs="Times New Roman"/>
+          <w:iCs/>
+          <w:sz w:val="24"/>
+          <w:szCs w:val="24"/>
+          <w:lang w:val="ru-RU"/>
+        </w:rPr>
+      </w:pPr>
+      <w:r>
+        <w:rPr>
+          <w:rFonts w:eastAsia="Times New Roman" w:cs="Times New Roman" w:ascii="Times New Roman" w:hAnsi="Times New Roman"/>
+          <w:iCs/>
+          <w:sz w:val="24"/>
+          <w:szCs w:val="24"/>
+          <w:lang w:val="ru-RU"/>
+        </w:rPr>
+      </w:r>
+    </w:p>
+    <w:p>
+      <w:pPr>
+        <w:pStyle w:val="Normal"/>
+        <w:spacing w:before="0" w:after="160"/>
+        <w:ind w:firstLine="709"/>
+        <w:jc w:val="left"/>
+        <w:rPr>
+          <w:rFonts w:ascii="Times New Roman" w:hAnsi="Times New Roman" w:eastAsia="Times New Roman" w:cs="Times New Roman"/>
+          <w:iCs/>
+          <w:sz w:val="24"/>
+          <w:szCs w:val="24"/>
+          <w:lang w:val="ru-RU"/>
+        </w:rPr>
+      </w:pPr>
+      <w:r>
+        <w:rPr>
+          <w:rFonts w:eastAsia="Times New Roman" w:cs="Times New Roman" w:ascii="Times New Roman" w:hAnsi="Times New Roman"/>
+          <w:iCs/>
+          <w:sz w:val="24"/>
+          <w:szCs w:val="24"/>
+          <w:lang w:val="ru-RU"/>
+        </w:rPr>
+        <w:t>18. Какую функцию выполняет метод GetEvent()?</w:t>
+      </w:r>
+    </w:p>
+    <w:p>
+      <w:pPr>
+        <w:pStyle w:val="Normal"/>
+        <w:spacing w:before="0" w:after="160"/>
+        <w:ind w:firstLine="709"/>
+        <w:jc w:val="left"/>
+        <w:rPr>
+          <w:rFonts w:ascii="Times New Roman" w:hAnsi="Times New Roman" w:eastAsia="Times New Roman" w:cs="Times New Roman"/>
+          <w:iCs/>
+          <w:sz w:val="24"/>
+          <w:szCs w:val="24"/>
+          <w:lang w:val="ru-RU"/>
+        </w:rPr>
+      </w:pPr>
+      <w:r>
+        <w:rPr>
+          <w:rFonts w:eastAsia="Times New Roman" w:cs="Times New Roman" w:ascii="Times New Roman" w:hAnsi="Times New Roman"/>
+          <w:iCs/>
+          <w:sz w:val="24"/>
+          <w:szCs w:val="24"/>
+          <w:lang w:val="ru-RU"/>
+        </w:rPr>
+        <w:t>Считывает ввод пользователя и формирует структуру события TEvent.</w:t>
+      </w:r>
+    </w:p>
+    <w:p>
+      <w:pPr>
+        <w:pStyle w:val="Normal"/>
+        <w:spacing w:before="0" w:after="160"/>
+        <w:ind w:firstLine="709"/>
+        <w:jc w:val="left"/>
+        <w:rPr>
+          <w:rFonts w:ascii="Times New Roman" w:hAnsi="Times New Roman" w:eastAsia="Times New Roman" w:cs="Times New Roman"/>
+          <w:iCs/>
+          <w:sz w:val="24"/>
+          <w:szCs w:val="24"/>
+          <w:lang w:val="ru-RU"/>
+        </w:rPr>
+      </w:pPr>
+      <w:r>
+        <w:rPr>
+          <w:rFonts w:eastAsia="Times New Roman" w:cs="Times New Roman" w:ascii="Times New Roman" w:hAnsi="Times New Roman"/>
+          <w:iCs/>
+          <w:sz w:val="24"/>
+          <w:szCs w:val="24"/>
+          <w:lang w:val="ru-RU"/>
+        </w:rPr>
+      </w:r>
+    </w:p>
+    <w:p>
+      <w:pPr>
+        <w:pStyle w:val="Normal"/>
+        <w:spacing w:before="0" w:after="160"/>
+        <w:ind w:firstLine="709"/>
+        <w:jc w:val="left"/>
+        <w:rPr>
+          <w:rFonts w:ascii="Times New Roman" w:hAnsi="Times New Roman" w:eastAsia="Times New Roman" w:cs="Times New Roman"/>
+          <w:iCs/>
+          <w:sz w:val="24"/>
+          <w:szCs w:val="24"/>
+          <w:lang w:val="ru-RU"/>
+        </w:rPr>
+      </w:pPr>
+      <w:r>
+        <w:rPr>
+          <w:rFonts w:eastAsia="Times New Roman" w:cs="Times New Roman" w:ascii="Times New Roman" w:hAnsi="Times New Roman"/>
+          <w:iCs/>
+          <w:sz w:val="24"/>
+          <w:szCs w:val="24"/>
+          <w:lang w:val="ru-RU"/>
+        </w:rPr>
+        <w:t>19. Для чего используется поле EndState? Какой класс (объект) содержит это поле?</w:t>
+      </w:r>
+    </w:p>
+    <w:p>
+      <w:pPr>
+        <w:pStyle w:val="Normal"/>
+        <w:spacing w:before="0" w:after="160"/>
+        <w:ind w:firstLine="709"/>
+        <w:jc w:val="left"/>
+        <w:rPr>
+          <w:rFonts w:ascii="Times New Roman" w:hAnsi="Times New Roman" w:eastAsia="Times New Roman" w:cs="Times New Roman"/>
+          <w:iCs/>
+          <w:sz w:val="24"/>
+          <w:szCs w:val="24"/>
+          <w:lang w:val="ru-RU"/>
+        </w:rPr>
+      </w:pPr>
+      <w:r>
+        <w:rPr>
+          <w:rFonts w:eastAsia="Times New Roman" w:cs="Times New Roman" w:ascii="Times New Roman" w:hAnsi="Times New Roman"/>
+          <w:iCs/>
+          <w:sz w:val="24"/>
+          <w:szCs w:val="24"/>
+          <w:lang w:val="ru-RU"/>
+        </w:rPr>
+        <w:t>EndState используется для завершения работы программы, содержится в классе Dialog.</w:t>
+      </w:r>
+    </w:p>
+    <w:p>
+      <w:pPr>
+        <w:pStyle w:val="Normal"/>
+        <w:spacing w:before="0" w:after="160"/>
+        <w:ind w:firstLine="709"/>
+        <w:jc w:val="left"/>
+        <w:rPr>
+          <w:rFonts w:ascii="Times New Roman" w:hAnsi="Times New Roman" w:eastAsia="Times New Roman" w:cs="Times New Roman"/>
+          <w:iCs/>
+          <w:sz w:val="24"/>
+          <w:szCs w:val="24"/>
+          <w:lang w:val="ru-RU"/>
+        </w:rPr>
+      </w:pPr>
+      <w:r>
+        <w:rPr>
+          <w:rFonts w:eastAsia="Times New Roman" w:cs="Times New Roman" w:ascii="Times New Roman" w:hAnsi="Times New Roman"/>
+          <w:iCs/>
+          <w:sz w:val="24"/>
+          <w:szCs w:val="24"/>
+          <w:lang w:val="ru-RU"/>
+        </w:rPr>
+      </w:r>
+    </w:p>
+    <w:p>
+      <w:pPr>
+        <w:pStyle w:val="Normal"/>
+        <w:spacing w:before="0" w:after="160"/>
+        <w:ind w:firstLine="709"/>
+        <w:jc w:val="left"/>
+        <w:rPr>
+          <w:rFonts w:ascii="Times New Roman" w:hAnsi="Times New Roman" w:eastAsia="Times New Roman" w:cs="Times New Roman"/>
+          <w:iCs/>
+          <w:sz w:val="24"/>
+          <w:szCs w:val="24"/>
+          <w:lang w:val="ru-RU"/>
+        </w:rPr>
+      </w:pPr>
+      <w:r>
+        <w:rPr>
+          <w:rFonts w:eastAsia="Times New Roman" w:cs="Times New Roman" w:ascii="Times New Roman" w:hAnsi="Times New Roman"/>
+          <w:iCs/>
+          <w:sz w:val="24"/>
+          <w:szCs w:val="24"/>
+          <w:lang w:val="ru-RU"/>
+        </w:rPr>
+        <w:t>20. Для чего используется функция Valid()?</w:t>
+      </w:r>
+    </w:p>
+    <w:p>
+      <w:pPr>
+        <w:pStyle w:val="Normal"/>
+        <w:spacing w:before="0" w:after="160"/>
+        <w:ind w:firstLine="709"/>
+        <w:jc w:val="left"/>
+        <w:rPr>
+          <w:rFonts w:ascii="Times New Roman" w:hAnsi="Times New Roman" w:eastAsia="Times New Roman" w:cs="Times New Roman"/>
+          <w:iCs/>
+          <w:sz w:val="24"/>
+          <w:szCs w:val="24"/>
+          <w:lang w:val="ru-RU"/>
+        </w:rPr>
+      </w:pPr>
+      <w:r>
+        <w:rPr>
+          <w:rFonts w:eastAsia="Times New Roman" w:cs="Times New Roman" w:ascii="Times New Roman" w:hAnsi="Times New Roman"/>
+          <w:iCs/>
+          <w:sz w:val="24"/>
+          <w:szCs w:val="24"/>
+          <w:lang w:val="ru-RU"/>
+        </w:rPr>
+        <w:t>Для проверки корректности текущего состояния события или объекта перед обработкой.</w:t>
       </w:r>
     </w:p>
     <w:sectPr>
@@ -25010,11 +26264,11 @@
         </w:tabs>
         <w:ind w:left="0" w:hanging="0"/>
       </w:pPr>
+      <w:rPr/>
     </w:lvl>
     <w:lvl w:ilvl="1">
       <w:start w:val="1"/>
       <w:numFmt w:val="none"/>
-      <w:pStyle w:val="Heading2"/>
       <w:suff w:val="nothing"/>
       <w:lvlText w:val=""/>
       <w:lvlJc w:val="left"/>
@@ -25024,6 +26278,7 @@
         </w:tabs>
         <w:ind w:left="0" w:hanging="0"/>
       </w:pPr>
+      <w:rPr/>
     </w:lvl>
     <w:lvl w:ilvl="2">
       <w:start w:val="1"/>
@@ -25037,6 +26292,7 @@
         </w:tabs>
         <w:ind w:left="0" w:hanging="0"/>
       </w:pPr>
+      <w:rPr/>
     </w:lvl>
     <w:lvl w:ilvl="3">
       <w:start w:val="1"/>
@@ -25050,6 +26306,7 @@
         </w:tabs>
         <w:ind w:left="0" w:hanging="0"/>
       </w:pPr>
+      <w:rPr/>
     </w:lvl>
     <w:lvl w:ilvl="4">
       <w:start w:val="1"/>
@@ -25063,6 +26320,7 @@
         </w:tabs>
         <w:ind w:left="0" w:hanging="0"/>
       </w:pPr>
+      <w:rPr/>
     </w:lvl>
     <w:lvl w:ilvl="5">
       <w:start w:val="1"/>
@@ -25076,6 +26334,7 @@
         </w:tabs>
         <w:ind w:left="0" w:hanging="0"/>
       </w:pPr>
+      <w:rPr/>
     </w:lvl>
     <w:lvl w:ilvl="6">
       <w:start w:val="1"/>
@@ -25089,6 +26348,7 @@
         </w:tabs>
         <w:ind w:left="0" w:hanging="0"/>
       </w:pPr>
+      <w:rPr/>
     </w:lvl>
     <w:lvl w:ilvl="7">
       <w:start w:val="1"/>
@@ -25102,6 +26362,7 @@
         </w:tabs>
         <w:ind w:left="0" w:hanging="0"/>
       </w:pPr>
+      <w:rPr/>
     </w:lvl>
     <w:lvl w:ilvl="8">
       <w:start w:val="1"/>
@@ -25115,6 +26376,7 @@
         </w:tabs>
         <w:ind w:left="0" w:hanging="0"/>
       </w:pPr>
+      <w:rPr/>
     </w:lvl>
   </w:abstractNum>
   <w:abstractNum w:abstractNumId="2">
@@ -25245,11 +26507,133 @@
       <w:rPr/>
     </w:lvl>
   </w:abstractNum>
+  <w:abstractNum w:abstractNumId="3">
+    <w:lvl w:ilvl="0">
+      <w:start w:val="1"/>
+      <w:numFmt w:val="none"/>
+      <w:suff w:val="nothing"/>
+      <w:lvlText w:val=""/>
+      <w:lvlJc w:val="left"/>
+      <w:pPr>
+        <w:tabs>
+          <w:tab w:val="num" w:pos="0"/>
+        </w:tabs>
+        <w:ind w:left="0" w:hanging="0"/>
+      </w:pPr>
+    </w:lvl>
+    <w:lvl w:ilvl="1">
+      <w:start w:val="1"/>
+      <w:numFmt w:val="none"/>
+      <w:suff w:val="nothing"/>
+      <w:lvlText w:val=""/>
+      <w:lvlJc w:val="left"/>
+      <w:pPr>
+        <w:tabs>
+          <w:tab w:val="num" w:pos="0"/>
+        </w:tabs>
+        <w:ind w:left="0" w:hanging="0"/>
+      </w:pPr>
+    </w:lvl>
+    <w:lvl w:ilvl="2">
+      <w:start w:val="1"/>
+      <w:numFmt w:val="none"/>
+      <w:suff w:val="nothing"/>
+      <w:lvlText w:val=""/>
+      <w:lvlJc w:val="left"/>
+      <w:pPr>
+        <w:tabs>
+          <w:tab w:val="num" w:pos="0"/>
+        </w:tabs>
+        <w:ind w:left="0" w:hanging="0"/>
+      </w:pPr>
+    </w:lvl>
+    <w:lvl w:ilvl="3">
+      <w:start w:val="1"/>
+      <w:numFmt w:val="none"/>
+      <w:suff w:val="nothing"/>
+      <w:lvlText w:val=""/>
+      <w:lvlJc w:val="left"/>
+      <w:pPr>
+        <w:tabs>
+          <w:tab w:val="num" w:pos="0"/>
+        </w:tabs>
+        <w:ind w:left="0" w:hanging="0"/>
+      </w:pPr>
+    </w:lvl>
+    <w:lvl w:ilvl="4">
+      <w:start w:val="1"/>
+      <w:numFmt w:val="none"/>
+      <w:suff w:val="nothing"/>
+      <w:lvlText w:val=""/>
+      <w:lvlJc w:val="left"/>
+      <w:pPr>
+        <w:tabs>
+          <w:tab w:val="num" w:pos="0"/>
+        </w:tabs>
+        <w:ind w:left="0" w:hanging="0"/>
+      </w:pPr>
+    </w:lvl>
+    <w:lvl w:ilvl="5">
+      <w:start w:val="1"/>
+      <w:numFmt w:val="none"/>
+      <w:suff w:val="nothing"/>
+      <w:lvlText w:val=""/>
+      <w:lvlJc w:val="left"/>
+      <w:pPr>
+        <w:tabs>
+          <w:tab w:val="num" w:pos="0"/>
+        </w:tabs>
+        <w:ind w:left="0" w:hanging="0"/>
+      </w:pPr>
+    </w:lvl>
+    <w:lvl w:ilvl="6">
+      <w:start w:val="1"/>
+      <w:numFmt w:val="none"/>
+      <w:suff w:val="nothing"/>
+      <w:lvlText w:val=""/>
+      <w:lvlJc w:val="left"/>
+      <w:pPr>
+        <w:tabs>
+          <w:tab w:val="num" w:pos="0"/>
+        </w:tabs>
+        <w:ind w:left="0" w:hanging="0"/>
+      </w:pPr>
+    </w:lvl>
+    <w:lvl w:ilvl="7">
+      <w:start w:val="1"/>
+      <w:numFmt w:val="none"/>
+      <w:suff w:val="nothing"/>
+      <w:lvlText w:val=""/>
+      <w:lvlJc w:val="left"/>
+      <w:pPr>
+        <w:tabs>
+          <w:tab w:val="num" w:pos="0"/>
+        </w:tabs>
+        <w:ind w:left="0" w:hanging="0"/>
+      </w:pPr>
+    </w:lvl>
+    <w:lvl w:ilvl="8">
+      <w:start w:val="1"/>
+      <w:numFmt w:val="none"/>
+      <w:suff w:val="nothing"/>
+      <w:lvlText w:val=""/>
+      <w:lvlJc w:val="left"/>
+      <w:pPr>
+        <w:tabs>
+          <w:tab w:val="num" w:pos="0"/>
+        </w:tabs>
+        <w:ind w:left="0" w:hanging="0"/>
+      </w:pPr>
+    </w:lvl>
+  </w:abstractNum>
   <w:num w:numId="1">
     <w:abstractNumId w:val="1"/>
   </w:num>
   <w:num w:numId="2">
     <w:abstractNumId w:val="2"/>
+  </w:num>
+  <w:num w:numId="3">
+    <w:abstractNumId w:val="3"/>
   </w:num>
 </w:numbering>
 </file>
@@ -25277,7 +26661,7 @@
     <w:pPr>
       <w:widowControl/>
       <w:suppressAutoHyphens w:val="true"/>
-      <w:overflowPunct w:val="false"/>
+      <w:overflowPunct w:val="true"/>
       <w:bidi w:val="0"/>
       <w:spacing w:lineRule="auto" w:line="259" w:before="0" w:after="160"/>
       <w:jc w:val="left"/>
@@ -26818,8 +28202,8 @@
     <w:qFormat/>
     <w:rPr/>
   </w:style>
-  <w:style w:type="character" w:styleId="Bullets">
-    <w:name w:val="Bullets"/>
+  <w:style w:type="character" w:styleId="Bulletsuser">
+    <w:name w:val="Bullets (user)"/>
     <w:qFormat/>
     <w:rPr>
       <w:rFonts w:ascii="OpenSymbol" w:hAnsi="OpenSymbol" w:eastAsia="OpenSymbol" w:cs="OpenSymbol"/>
@@ -26940,8 +28324,8 @@
     </w:pPr>
     <w:rPr/>
   </w:style>
-  <w:style w:type="paragraph" w:styleId="BlockQuotation">
-    <w:name w:val="Block Quotation"/>
+  <w:style w:type="paragraph" w:styleId="BlockQuotationuser">
+    <w:name w:val="Block Quotation (user)"/>
     <w:basedOn w:val="Normal"/>
     <w:qFormat/>
     <w:pPr>

--- a/sem2/manual_2_oop/lab08/RIS-25-2B-Ilinov-lab08-otchet.docx
+++ b/sem2/manual_2_oop/lab08/RIS-25-2B-Ilinov-lab08-otchet.docx
@@ -1282,12 +1282,12 @@
           <wp:anchor distT="0" distB="0" distL="0" distR="0" simplePos="0" relativeHeight="2" behindDoc="0" locked="0" layoutInCell="0" allowOverlap="1">
             <wp:simplePos x="0" y="0"/>
             <wp:positionH relativeFrom="column">
-              <wp:posOffset>563245</wp:posOffset>
+              <wp:posOffset>782955</wp:posOffset>
             </wp:positionH>
             <wp:positionV relativeFrom="paragraph">
-              <wp:posOffset>-15875</wp:posOffset>
+              <wp:posOffset>635</wp:posOffset>
             </wp:positionV>
-            <wp:extent cx="4810760" cy="6238240"/>
+            <wp:extent cx="4412615" cy="6734810"/>
             <wp:effectExtent l="0" t="0" r="0" b="0"/>
             <wp:wrapSquare wrapText="largest"/>
             <wp:docPr id="1" name="Image1"/>
@@ -1312,7 +1312,7 @@
                   <pic:spPr bwMode="auto">
                     <a:xfrm>
                       <a:off x="0" y="0"/>
-                      <a:ext cx="4810760" cy="6238240"/>
+                      <a:ext cx="4412615" cy="6734810"/>
                     </a:xfrm>
                     <a:prstGeom prst="rect">
                       <a:avLst/>
@@ -26661,7 +26661,7 @@
     <w:pPr>
       <w:widowControl/>
       <w:suppressAutoHyphens w:val="true"/>
-      <w:overflowPunct w:val="true"/>
+      <w:overflowPunct w:val="false"/>
       <w:bidi w:val="0"/>
       <w:spacing w:lineRule="auto" w:line="259" w:before="0" w:after="160"/>
       <w:jc w:val="left"/>
@@ -28202,8 +28202,8 @@
     <w:qFormat/>
     <w:rPr/>
   </w:style>
-  <w:style w:type="character" w:styleId="Bulletsuser">
-    <w:name w:val="Bullets (user)"/>
+  <w:style w:type="character" w:styleId="Bullets">
+    <w:name w:val="Bullets"/>
     <w:qFormat/>
     <w:rPr>
       <w:rFonts w:ascii="OpenSymbol" w:hAnsi="OpenSymbol" w:eastAsia="OpenSymbol" w:cs="OpenSymbol"/>
@@ -28324,8 +28324,8 @@
     </w:pPr>
     <w:rPr/>
   </w:style>
-  <w:style w:type="paragraph" w:styleId="BlockQuotationuser">
-    <w:name w:val="Block Quotation (user)"/>
+  <w:style w:type="paragraph" w:styleId="BlockQuotation">
+    <w:name w:val="Block Quotation"/>
     <w:basedOn w:val="Normal"/>
     <w:qFormat/>
     <w:pPr>
